--- a/docs/ResearchOne - Work Order M.docx
+++ b/docs/ResearchOne - Work Order M.docx
@@ -4,7 +4,6 @@
   <w:body>
     <w:p>
       <w:pPr>
-        <w:spacing w:after="0" w:line="240" w:lineRule="auto"/>
         <w:rPr>
           <w:b/>
           <w:bCs/>
@@ -12,6 +11,8 @@
           <w:szCs w:val="14"/>
         </w:rPr>
       </w:pPr>
+      <w:bookmarkStart w:id="0" w:name="_Toc228906728"/>
+      <w:bookmarkStart w:id="1" w:name="X25e49faf50ea5587a81a59dd48acfc2f5f0b0f2"/>
       <w:r>
         <w:rPr>
           <w:b/>
@@ -19,12 +20,12 @@
           <w:sz w:val="14"/>
           <w:szCs w:val="14"/>
         </w:rPr>
-        <w:t>Work Order L — InTellMe sanitized ingestion pipeline</w:t>
+        <w:t>Work Order M — V2 prompt templates and mode overlays</w:t>
       </w:r>
+      <w:bookmarkEnd w:id="0"/>
     </w:p>
     <w:p>
       <w:pPr>
-        <w:spacing w:after="0" w:line="240" w:lineRule="auto"/>
         <w:rPr>
           <w:b/>
           <w:bCs/>
@@ -39,12 +40,11 @@
           <w:sz w:val="14"/>
           <w:szCs w:val="14"/>
         </w:rPr>
-        <w:t>Goal. Build the dual-pipeline ingestion architecture per Section 8. Sanitization gate, BullMQ queue, InTellMe client, deletion cascade, audit log.</w:t>
+        <w:t>Goal. Wire prompt templates from Section 7 into existing agent code.</w:t>
       </w:r>
     </w:p>
     <w:p>
       <w:pPr>
-        <w:spacing w:after="0" w:line="240" w:lineRule="auto"/>
         <w:rPr>
           <w:b/>
           <w:bCs/>
@@ -59,23 +59,9 @@
           <w:sz w:val="14"/>
           <w:szCs w:val="14"/>
         </w:rPr>
-        <w:t>Pre-work — read first:</w:t>
+        <w:t>Pre-work: Section 7 (full doctrine and 8 templates), backend/</w:t>
       </w:r>
-    </w:p>
-    <w:p>
-      <w:pPr>
-        <w:numPr>
-          <w:ilvl w:val="0"/>
-          <w:numId w:val="68"/>
-        </w:numPr>
-        <w:spacing w:after="0" w:line="240" w:lineRule="auto"/>
-        <w:rPr>
-          <w:b/>
-          <w:bCs/>
-          <w:sz w:val="14"/>
-          <w:szCs w:val="14"/>
-        </w:rPr>
-      </w:pPr>
+      <w:proofErr w:type="spellStart"/>
       <w:r>
         <w:rPr>
           <w:b/>
@@ -83,23 +69,9 @@
           <w:sz w:val="14"/>
           <w:szCs w:val="14"/>
         </w:rPr>
-        <w:t>This report Section 8 (full architecture)</w:t>
+        <w:t>src</w:t>
       </w:r>
-    </w:p>
-    <w:p>
-      <w:pPr>
-        <w:numPr>
-          <w:ilvl w:val="0"/>
-          <w:numId w:val="68"/>
-        </w:numPr>
-        <w:spacing w:after="0" w:line="240" w:lineRule="auto"/>
-        <w:rPr>
-          <w:b/>
-          <w:bCs/>
-          <w:sz w:val="14"/>
-          <w:szCs w:val="14"/>
-        </w:rPr>
-      </w:pPr>
+      <w:proofErr w:type="spellEnd"/>
       <w:r>
         <w:rPr>
           <w:b/>
@@ -107,23 +79,9 @@
           <w:sz w:val="14"/>
           <w:szCs w:val="14"/>
         </w:rPr>
-        <w:t>This report Section 9 (existing ingestion infrastructure)</w:t>
+        <w:t>/constants/</w:t>
       </w:r>
-    </w:p>
-    <w:p>
-      <w:pPr>
-        <w:numPr>
-          <w:ilvl w:val="0"/>
-          <w:numId w:val="68"/>
-        </w:numPr>
-        <w:spacing w:after="0" w:line="240" w:lineRule="auto"/>
-        <w:rPr>
-          <w:b/>
-          <w:bCs/>
-          <w:sz w:val="14"/>
-          <w:szCs w:val="14"/>
-        </w:rPr>
-      </w:pPr>
+      <w:proofErr w:type="spellStart"/>
       <w:r>
         <w:rPr>
           <w:b/>
@@ -131,12 +89,61 @@
           <w:sz w:val="14"/>
           <w:szCs w:val="14"/>
         </w:rPr>
-        <w:t>The actual InTellMe ingestion API documentation (you'll need to define or coordinate with InTellMe team)</w:t>
+        <w:t>prompts.ts</w:t>
+      </w:r>
+      <w:proofErr w:type="spellEnd"/>
+      <w:r>
+        <w:rPr>
+          <w:b/>
+          <w:bCs/>
+          <w:sz w:val="14"/>
+          <w:szCs w:val="14"/>
+        </w:rPr>
+        <w:t xml:space="preserve"> (confirm REASONING_FIRST_PREAMBLE and STANDARD_RESEARCH_PREAMBLE locations), backend/</w:t>
+      </w:r>
+      <w:proofErr w:type="spellStart"/>
+      <w:r>
+        <w:rPr>
+          <w:b/>
+          <w:bCs/>
+          <w:sz w:val="14"/>
+          <w:szCs w:val="14"/>
+        </w:rPr>
+        <w:t>src</w:t>
+      </w:r>
+      <w:proofErr w:type="spellEnd"/>
+      <w:r>
+        <w:rPr>
+          <w:b/>
+          <w:bCs/>
+          <w:sz w:val="14"/>
+          <w:szCs w:val="14"/>
+        </w:rPr>
+        <w:t>/services/reasoning/</w:t>
+      </w:r>
+      <w:proofErr w:type="spellStart"/>
+      <w:r>
+        <w:rPr>
+          <w:b/>
+          <w:bCs/>
+          <w:sz w:val="14"/>
+          <w:szCs w:val="14"/>
+        </w:rPr>
+        <w:t>reasoningModelPolicy.ts</w:t>
+      </w:r>
+      <w:proofErr w:type="spellEnd"/>
+      <w:r>
+        <w:rPr>
+          <w:b/>
+          <w:bCs/>
+          <w:sz w:val="14"/>
+          <w:szCs w:val="14"/>
+        </w:rPr>
+        <w:t xml:space="preserve"> (RED_TEAM_V2_SYSTEM_PREFIX), all 9 agent files.</w:t>
       </w:r>
     </w:p>
     <w:p>
       <w:pPr>
-        <w:spacing w:after="0" w:line="240" w:lineRule="auto"/>
         <w:rPr>
           <w:b/>
           <w:bCs/>
@@ -158,9 +165,8 @@
       <w:pPr>
         <w:numPr>
           <w:ilvl w:val="0"/>
-          <w:numId w:val="69"/>
+          <w:numId w:val="73"/>
         </w:numPr>
-        <w:spacing w:after="0" w:line="240" w:lineRule="auto"/>
         <w:rPr>
           <w:b/>
           <w:bCs/>
@@ -175,23 +181,9 @@
           <w:sz w:val="14"/>
           <w:szCs w:val="14"/>
         </w:rPr>
-        <w:t>backend/src/db/migrations/20260XXX_ingestion_tables.sql — user_ingestion_consent, run_ingestion_state, run_user_overrides, ingestion_audit_log per Section 8</w:t>
+        <w:t>backend/</w:t>
       </w:r>
-    </w:p>
-    <w:p>
-      <w:pPr>
-        <w:numPr>
-          <w:ilvl w:val="0"/>
-          <w:numId w:val="69"/>
-        </w:numPr>
-        <w:spacing w:after="0" w:line="240" w:lineRule="auto"/>
-        <w:rPr>
-          <w:b/>
-          <w:bCs/>
-          <w:sz w:val="14"/>
-          <w:szCs w:val="14"/>
-        </w:rPr>
-      </w:pPr>
+      <w:proofErr w:type="spellStart"/>
       <w:r>
         <w:rPr>
           <w:b/>
@@ -199,23 +191,9 @@
           <w:sz w:val="14"/>
           <w:szCs w:val="14"/>
         </w:rPr>
-        <w:t>backend/src/services/ingestion/sanitizationGate.ts — pure function, full implementation per Section 8 spec</w:t>
+        <w:t>src</w:t>
       </w:r>
-    </w:p>
-    <w:p>
-      <w:pPr>
-        <w:numPr>
-          <w:ilvl w:val="0"/>
-          <w:numId w:val="69"/>
-        </w:numPr>
-        <w:spacing w:after="0" w:line="240" w:lineRule="auto"/>
-        <w:rPr>
-          <w:b/>
-          <w:bCs/>
-          <w:sz w:val="14"/>
-          <w:szCs w:val="14"/>
-        </w:rPr>
-      </w:pPr>
+      <w:proofErr w:type="spellEnd"/>
       <w:r>
         <w:rPr>
           <w:b/>
@@ -223,23 +201,9 @@
           <w:sz w:val="14"/>
           <w:szCs w:val="14"/>
         </w:rPr>
-        <w:t>backend/src/services/ingestion/intellmeClient.ts — HTTPS client with signed requests, idempotency, retry semantics</w:t>
+        <w:t>/constants/</w:t>
       </w:r>
-    </w:p>
-    <w:p>
-      <w:pPr>
-        <w:numPr>
-          <w:ilvl w:val="0"/>
-          <w:numId w:val="69"/>
-        </w:numPr>
-        <w:spacing w:after="0" w:line="240" w:lineRule="auto"/>
-        <w:rPr>
-          <w:b/>
-          <w:bCs/>
-          <w:sz w:val="14"/>
-          <w:szCs w:val="14"/>
-        </w:rPr>
-      </w:pPr>
+      <w:proofErr w:type="spellStart"/>
       <w:r>
         <w:rPr>
           <w:b/>
@@ -247,7 +211,292 @@
           <w:sz w:val="14"/>
           <w:szCs w:val="14"/>
         </w:rPr>
-        <w:t xml:space="preserve">backend/src/services/ingestion/auditLogger.ts — wraps </w:t>
+        <w:t>modeOverlays.ts</w:t>
+      </w:r>
+      <w:proofErr w:type="spellEnd"/>
+      <w:r>
+        <w:rPr>
+          <w:b/>
+          <w:bCs/>
+          <w:sz w:val="14"/>
+          <w:szCs w:val="14"/>
+        </w:rPr>
+        <w:t xml:space="preserve"> — MODE_OVERLAYS const with all 5 modes × 8 agents per Section 7</w:t>
+      </w:r>
+    </w:p>
+    <w:p>
+      <w:pPr>
+        <w:numPr>
+          <w:ilvl w:val="0"/>
+          <w:numId w:val="73"/>
+        </w:numPr>
+        <w:rPr>
+          <w:b/>
+          <w:bCs/>
+          <w:sz w:val="14"/>
+          <w:szCs w:val="14"/>
+        </w:rPr>
+      </w:pPr>
+      <w:r>
+        <w:rPr>
+          <w:b/>
+          <w:bCs/>
+          <w:sz w:val="14"/>
+          <w:szCs w:val="14"/>
+        </w:rPr>
+        <w:t>backend/</w:t>
+      </w:r>
+      <w:proofErr w:type="spellStart"/>
+      <w:r>
+        <w:rPr>
+          <w:b/>
+          <w:bCs/>
+          <w:sz w:val="14"/>
+          <w:szCs w:val="14"/>
+        </w:rPr>
+        <w:t>src</w:t>
+      </w:r>
+      <w:proofErr w:type="spellEnd"/>
+      <w:r>
+        <w:rPr>
+          <w:b/>
+          <w:bCs/>
+          <w:sz w:val="14"/>
+          <w:szCs w:val="14"/>
+        </w:rPr>
+        <w:t>/services/agents/</w:t>
+      </w:r>
+      <w:proofErr w:type="spellStart"/>
+      <w:r>
+        <w:rPr>
+          <w:b/>
+          <w:bCs/>
+          <w:sz w:val="14"/>
+          <w:szCs w:val="14"/>
+        </w:rPr>
+        <w:t>promptComposer.ts</w:t>
+      </w:r>
+      <w:proofErr w:type="spellEnd"/>
+      <w:r>
+        <w:rPr>
+          <w:b/>
+          <w:bCs/>
+          <w:sz w:val="14"/>
+          <w:szCs w:val="14"/>
+        </w:rPr>
+        <w:t>:</w:t>
+      </w:r>
+    </w:p>
+    <w:p>
+      <w:pPr>
+        <w:rPr>
+          <w:b/>
+          <w:bCs/>
+          <w:sz w:val="14"/>
+          <w:szCs w:val="14"/>
+        </w:rPr>
+      </w:pPr>
+      <w:proofErr w:type="gramStart"/>
+      <w:r>
+        <w:rPr>
+          <w:b/>
+          <w:bCs/>
+          <w:sz w:val="14"/>
+          <w:szCs w:val="14"/>
+        </w:rPr>
+        <w:t>export</w:t>
+      </w:r>
+      <w:proofErr w:type="gramEnd"/>
+      <w:r>
+        <w:rPr>
+          <w:b/>
+          <w:bCs/>
+          <w:sz w:val="14"/>
+          <w:szCs w:val="14"/>
+        </w:rPr>
+        <w:t xml:space="preserve"> function </w:t>
+      </w:r>
+      <w:proofErr w:type="spellStart"/>
+      <w:proofErr w:type="gramStart"/>
+      <w:r>
+        <w:rPr>
+          <w:b/>
+          <w:bCs/>
+          <w:sz w:val="14"/>
+          <w:szCs w:val="14"/>
+        </w:rPr>
+        <w:t>composePrompt</w:t>
+      </w:r>
+      <w:proofErr w:type="spellEnd"/>
+      <w:r>
+        <w:rPr>
+          <w:b/>
+          <w:bCs/>
+          <w:sz w:val="14"/>
+          <w:szCs w:val="14"/>
+        </w:rPr>
+        <w:t>(</w:t>
+      </w:r>
+      <w:proofErr w:type="gramEnd"/>
+      <w:r>
+        <w:rPr>
+          <w:b/>
+          <w:bCs/>
+          <w:sz w:val="14"/>
+          <w:szCs w:val="14"/>
+        </w:rPr>
+        <w:br/>
+        <w:t xml:space="preserve">  </w:t>
+      </w:r>
+      <w:proofErr w:type="spellStart"/>
+      <w:r>
+        <w:rPr>
+          <w:b/>
+          <w:bCs/>
+          <w:sz w:val="14"/>
+          <w:szCs w:val="14"/>
+        </w:rPr>
+        <w:t>agentRole</w:t>
+      </w:r>
+      <w:proofErr w:type="spellEnd"/>
+      <w:r>
+        <w:rPr>
+          <w:b/>
+          <w:bCs/>
+          <w:sz w:val="14"/>
+          <w:szCs w:val="14"/>
+        </w:rPr>
+        <w:t xml:space="preserve">: </w:t>
+      </w:r>
+      <w:proofErr w:type="spellStart"/>
+      <w:r>
+        <w:rPr>
+          <w:b/>
+          <w:bCs/>
+          <w:sz w:val="14"/>
+          <w:szCs w:val="14"/>
+        </w:rPr>
+        <w:t>AgentRole</w:t>
+      </w:r>
+      <w:proofErr w:type="spellEnd"/>
+      <w:r>
+        <w:rPr>
+          <w:b/>
+          <w:bCs/>
+          <w:sz w:val="14"/>
+          <w:szCs w:val="14"/>
+        </w:rPr>
+        <w:t>,</w:t>
+      </w:r>
+      <w:r>
+        <w:rPr>
+          <w:b/>
+          <w:bCs/>
+          <w:sz w:val="14"/>
+          <w:szCs w:val="14"/>
+        </w:rPr>
+        <w:br/>
+        <w:t xml:space="preserve">  mode: </w:t>
+      </w:r>
+      <w:proofErr w:type="spellStart"/>
+      <w:r>
+        <w:rPr>
+          <w:b/>
+          <w:bCs/>
+          <w:sz w:val="14"/>
+          <w:szCs w:val="14"/>
+        </w:rPr>
+        <w:t>ResearchMode</w:t>
+      </w:r>
+      <w:proofErr w:type="spellEnd"/>
+      <w:r>
+        <w:rPr>
+          <w:b/>
+          <w:bCs/>
+          <w:sz w:val="14"/>
+          <w:szCs w:val="14"/>
+        </w:rPr>
+        <w:t>,</w:t>
+      </w:r>
+      <w:r>
+        <w:rPr>
+          <w:b/>
+          <w:bCs/>
+          <w:sz w:val="14"/>
+          <w:szCs w:val="14"/>
+        </w:rPr>
+        <w:br/>
+        <w:t xml:space="preserve">  </w:t>
+      </w:r>
+      <w:proofErr w:type="spellStart"/>
+      <w:r>
+        <w:rPr>
+          <w:b/>
+          <w:bCs/>
+          <w:sz w:val="14"/>
+          <w:szCs w:val="14"/>
+        </w:rPr>
+        <w:t>ensembleVariant</w:t>
+      </w:r>
+      <w:proofErr w:type="spellEnd"/>
+      <w:r>
+        <w:rPr>
+          <w:b/>
+          <w:bCs/>
+          <w:sz w:val="14"/>
+          <w:szCs w:val="14"/>
+        </w:rPr>
+        <w:t>: 'v1_standard' | 'v2_deep'</w:t>
+      </w:r>
+      <w:r>
+        <w:rPr>
+          <w:b/>
+          <w:bCs/>
+          <w:sz w:val="14"/>
+          <w:szCs w:val="14"/>
+        </w:rPr>
+        <w:br/>
+        <w:t>): string {</w:t>
+      </w:r>
+      <w:r>
+        <w:rPr>
+          <w:b/>
+          <w:bCs/>
+          <w:sz w:val="14"/>
+          <w:szCs w:val="14"/>
+        </w:rPr>
+        <w:br/>
+        <w:t xml:space="preserve">  const preamble = </w:t>
+      </w:r>
+      <w:proofErr w:type="spellStart"/>
+      <w:r>
+        <w:rPr>
+          <w:b/>
+          <w:bCs/>
+          <w:sz w:val="14"/>
+          <w:szCs w:val="14"/>
+        </w:rPr>
+        <w:t>ensembleVariant</w:t>
+      </w:r>
+      <w:proofErr w:type="spellEnd"/>
+      <w:r>
+        <w:rPr>
+          <w:b/>
+          <w:bCs/>
+          <w:sz w:val="14"/>
+          <w:szCs w:val="14"/>
+        </w:rPr>
+        <w:t xml:space="preserve"> === 'v2_deep'</w:t>
+      </w:r>
+      <w:r>
+        <w:rPr>
+          <w:b/>
+          <w:bCs/>
+          <w:sz w:val="14"/>
+          <w:szCs w:val="14"/>
+        </w:rPr>
+        <w:br/>
+        <w:t xml:space="preserve">  </w:t>
       </w:r>
       <w:proofErr w:type="gramStart"/>
       <w:r>
@@ -257,7 +506,7 @@
           <w:sz w:val="14"/>
           <w:szCs w:val="14"/>
         </w:rPr>
-        <w:t>writes</w:t>
+        <w:t xml:space="preserve">  ?</w:t>
       </w:r>
       <w:proofErr w:type="gramEnd"/>
       <w:r>
@@ -267,23 +516,8 @@
           <w:sz w:val="14"/>
           <w:szCs w:val="14"/>
         </w:rPr>
-        <w:t xml:space="preserve"> to ingestion_audit_log</w:t>
+        <w:t xml:space="preserve"> REASONING_FIRST_PREAMBLE_V2</w:t>
       </w:r>
-    </w:p>
-    <w:p>
-      <w:pPr>
-        <w:numPr>
-          <w:ilvl w:val="0"/>
-          <w:numId w:val="69"/>
-        </w:numPr>
-        <w:spacing w:after="0" w:line="240" w:lineRule="auto"/>
-        <w:rPr>
-          <w:b/>
-          <w:bCs/>
-          <w:sz w:val="14"/>
-          <w:szCs w:val="14"/>
-        </w:rPr>
-      </w:pPr>
       <w:r>
         <w:rPr>
           <w:b/>
@@ -291,23 +525,10 @@
           <w:sz w:val="14"/>
           <w:szCs w:val="14"/>
         </w:rPr>
-        <w:t>backend/src/queue/workers/pipelineBIngestion.ts — BullMQ worker</w:t>
+        <w:br/>
+        <w:t xml:space="preserve">  </w:t>
       </w:r>
-    </w:p>
-    <w:p>
-      <w:pPr>
-        <w:numPr>
-          <w:ilvl w:val="0"/>
-          <w:numId w:val="69"/>
-        </w:numPr>
-        <w:spacing w:after="0" w:line="240" w:lineRule="auto"/>
-        <w:rPr>
-          <w:b/>
-          <w:bCs/>
-          <w:sz w:val="14"/>
-          <w:szCs w:val="14"/>
-        </w:rPr>
-      </w:pPr>
+      <w:proofErr w:type="gramStart"/>
       <w:r>
         <w:rPr>
           <w:b/>
@@ -315,23 +536,9 @@
           <w:sz w:val="14"/>
           <w:szCs w:val="14"/>
         </w:rPr>
-        <w:t>backend/src/queue/workers/intellmeDeletion.ts — BullMQ worker</w:t>
+        <w:t xml:space="preserve">  :</w:t>
       </w:r>
-    </w:p>
-    <w:p>
-      <w:pPr>
-        <w:numPr>
-          <w:ilvl w:val="0"/>
-          <w:numId w:val="69"/>
-        </w:numPr>
-        <w:spacing w:after="0" w:line="240" w:lineRule="auto"/>
-        <w:rPr>
-          <w:b/>
-          <w:bCs/>
-          <w:sz w:val="14"/>
-          <w:szCs w:val="14"/>
-        </w:rPr>
-      </w:pPr>
+      <w:proofErr w:type="gramEnd"/>
       <w:r>
         <w:rPr>
           <w:b/>
@@ -339,23 +546,8 @@
           <w:sz w:val="14"/>
           <w:szCs w:val="14"/>
         </w:rPr>
-        <w:t>frontend/src/components/account/IngestionConsentToggle.tsx — account-settings UI</w:t>
+        <w:t xml:space="preserve"> STANDARD_RESEARCH_PREAMBLE;</w:t>
       </w:r>
-    </w:p>
-    <w:p>
-      <w:pPr>
-        <w:numPr>
-          <w:ilvl w:val="0"/>
-          <w:numId w:val="69"/>
-        </w:numPr>
-        <w:spacing w:after="0" w:line="240" w:lineRule="auto"/>
-        <w:rPr>
-          <w:b/>
-          <w:bCs/>
-          <w:sz w:val="14"/>
-          <w:szCs w:val="14"/>
-        </w:rPr>
-      </w:pPr>
       <w:r>
         <w:rPr>
           <w:b/>
@@ -363,12 +555,255 @@
           <w:sz w:val="14"/>
           <w:szCs w:val="14"/>
         </w:rPr>
-        <w:t>frontend/src/components/research/PerRunOptOut.tsx — research-run-kickoff checkbox</w:t>
+        <w:br/>
+        <w:t xml:space="preserve">  const </w:t>
+      </w:r>
+      <w:proofErr w:type="spellStart"/>
+      <w:r>
+        <w:rPr>
+          <w:b/>
+          <w:bCs/>
+          <w:sz w:val="14"/>
+          <w:szCs w:val="14"/>
+        </w:rPr>
+        <w:t>baseTemplate</w:t>
+      </w:r>
+      <w:proofErr w:type="spellEnd"/>
+      <w:r>
+        <w:rPr>
+          <w:b/>
+          <w:bCs/>
+          <w:sz w:val="14"/>
+          <w:szCs w:val="14"/>
+        </w:rPr>
+        <w:t xml:space="preserve"> = AGENT_BASE_</w:t>
+      </w:r>
+      <w:proofErr w:type="gramStart"/>
+      <w:r>
+        <w:rPr>
+          <w:b/>
+          <w:bCs/>
+          <w:sz w:val="14"/>
+          <w:szCs w:val="14"/>
+        </w:rPr>
+        <w:t>TEMPLATES[</w:t>
+      </w:r>
+      <w:proofErr w:type="spellStart"/>
+      <w:proofErr w:type="gramEnd"/>
+      <w:r>
+        <w:rPr>
+          <w:b/>
+          <w:bCs/>
+          <w:sz w:val="14"/>
+          <w:szCs w:val="14"/>
+        </w:rPr>
+        <w:t>agentRole</w:t>
+      </w:r>
+      <w:proofErr w:type="spellEnd"/>
+      <w:r>
+        <w:rPr>
+          <w:b/>
+          <w:bCs/>
+          <w:sz w:val="14"/>
+          <w:szCs w:val="14"/>
+        </w:rPr>
+        <w:t>];</w:t>
+      </w:r>
+      <w:r>
+        <w:rPr>
+          <w:b/>
+          <w:bCs/>
+          <w:sz w:val="14"/>
+          <w:szCs w:val="14"/>
+        </w:rPr>
+        <w:br/>
+        <w:t xml:space="preserve">  const </w:t>
+      </w:r>
+      <w:proofErr w:type="spellStart"/>
+      <w:r>
+        <w:rPr>
+          <w:b/>
+          <w:bCs/>
+          <w:sz w:val="14"/>
+          <w:szCs w:val="14"/>
+        </w:rPr>
+        <w:t>modeOverlay</w:t>
+      </w:r>
+      <w:proofErr w:type="spellEnd"/>
+      <w:r>
+        <w:rPr>
+          <w:b/>
+          <w:bCs/>
+          <w:sz w:val="14"/>
+          <w:szCs w:val="14"/>
+        </w:rPr>
+        <w:t xml:space="preserve"> = MODE_</w:t>
+      </w:r>
+      <w:proofErr w:type="gramStart"/>
+      <w:r>
+        <w:rPr>
+          <w:b/>
+          <w:bCs/>
+          <w:sz w:val="14"/>
+          <w:szCs w:val="14"/>
+        </w:rPr>
+        <w:t>OVERLAYS[</w:t>
+      </w:r>
+      <w:proofErr w:type="gramEnd"/>
+      <w:r>
+        <w:rPr>
+          <w:b/>
+          <w:bCs/>
+          <w:sz w:val="14"/>
+          <w:szCs w:val="14"/>
+        </w:rPr>
+        <w:t>mode][</w:t>
+      </w:r>
+      <w:proofErr w:type="spellStart"/>
+      <w:r>
+        <w:rPr>
+          <w:b/>
+          <w:bCs/>
+          <w:sz w:val="14"/>
+          <w:szCs w:val="14"/>
+        </w:rPr>
+        <w:t>agentRole</w:t>
+      </w:r>
+      <w:proofErr w:type="spellEnd"/>
+      <w:proofErr w:type="gramStart"/>
+      <w:r>
+        <w:rPr>
+          <w:b/>
+          <w:bCs/>
+          <w:sz w:val="14"/>
+          <w:szCs w:val="14"/>
+        </w:rPr>
+        <w:t>] ??</w:t>
+      </w:r>
+      <w:proofErr w:type="gramEnd"/>
+      <w:r>
+        <w:rPr>
+          <w:b/>
+          <w:bCs/>
+          <w:sz w:val="14"/>
+          <w:szCs w:val="14"/>
+        </w:rPr>
+        <w:t xml:space="preserve"> '';</w:t>
+      </w:r>
+      <w:r>
+        <w:rPr>
+          <w:b/>
+          <w:bCs/>
+          <w:sz w:val="14"/>
+          <w:szCs w:val="14"/>
+        </w:rPr>
+        <w:br/>
+        <w:t xml:space="preserve">  return </w:t>
+      </w:r>
+      <w:proofErr w:type="spellStart"/>
+      <w:r>
+        <w:rPr>
+          <w:b/>
+          <w:bCs/>
+          <w:sz w:val="14"/>
+          <w:szCs w:val="14"/>
+        </w:rPr>
+        <w:t>baseTemplate</w:t>
+      </w:r>
+      <w:proofErr w:type="spellEnd"/>
+      <w:r>
+        <w:rPr>
+          <w:b/>
+          <w:bCs/>
+          <w:sz w:val="14"/>
+          <w:szCs w:val="14"/>
+        </w:rPr>
+        <w:br/>
+        <w:t xml:space="preserve">  </w:t>
+      </w:r>
+      <w:proofErr w:type="gramStart"/>
+      <w:r>
+        <w:rPr>
+          <w:b/>
+          <w:bCs/>
+          <w:sz w:val="14"/>
+          <w:szCs w:val="14"/>
+        </w:rPr>
+        <w:t xml:space="preserve">  .replace</w:t>
+      </w:r>
+      <w:proofErr w:type="gramEnd"/>
+      <w:r>
+        <w:rPr>
+          <w:b/>
+          <w:bCs/>
+          <w:sz w:val="14"/>
+          <w:szCs w:val="14"/>
+        </w:rPr>
+        <w:t>('[PREAMBLE]', preamble)</w:t>
+      </w:r>
+      <w:r>
+        <w:rPr>
+          <w:b/>
+          <w:bCs/>
+          <w:sz w:val="14"/>
+          <w:szCs w:val="14"/>
+        </w:rPr>
+        <w:br/>
+        <w:t xml:space="preserve">  </w:t>
+      </w:r>
+      <w:proofErr w:type="gramStart"/>
+      <w:r>
+        <w:rPr>
+          <w:b/>
+          <w:bCs/>
+          <w:sz w:val="14"/>
+          <w:szCs w:val="14"/>
+        </w:rPr>
+        <w:t xml:space="preserve">  .replace</w:t>
+      </w:r>
+      <w:proofErr w:type="gramEnd"/>
+      <w:r>
+        <w:rPr>
+          <w:b/>
+          <w:bCs/>
+          <w:sz w:val="14"/>
+          <w:szCs w:val="14"/>
+        </w:rPr>
+        <w:t xml:space="preserve">('[MODE OVERLAY]', </w:t>
+      </w:r>
+      <w:proofErr w:type="spellStart"/>
+      <w:r>
+        <w:rPr>
+          <w:b/>
+          <w:bCs/>
+          <w:sz w:val="14"/>
+          <w:szCs w:val="14"/>
+        </w:rPr>
+        <w:t>modeOverlay</w:t>
+      </w:r>
+      <w:proofErr w:type="spellEnd"/>
+      <w:r>
+        <w:rPr>
+          <w:b/>
+          <w:bCs/>
+          <w:sz w:val="14"/>
+          <w:szCs w:val="14"/>
+        </w:rPr>
+        <w:t>);</w:t>
+      </w:r>
+      <w:r>
+        <w:rPr>
+          <w:b/>
+          <w:bCs/>
+          <w:sz w:val="14"/>
+          <w:szCs w:val="14"/>
+        </w:rPr>
+        <w:br/>
+        <w:t>}</w:t>
       </w:r>
     </w:p>
     <w:p>
       <w:pPr>
-        <w:spacing w:after="0" w:line="240" w:lineRule="auto"/>
         <w:rPr>
           <w:b/>
           <w:bCs/>
@@ -388,7 +823,6 @@
     </w:p>
     <w:p>
       <w:pPr>
-        <w:spacing w:after="0" w:line="240" w:lineRule="auto"/>
         <w:rPr>
           <w:b/>
           <w:bCs/>
@@ -403,19 +837,9 @@
           <w:sz w:val="14"/>
           <w:szCs w:val="14"/>
         </w:rPr>
-        <w:t>backend/src/services/agents/orchestrator.ts — at run completion, evaluate Pipeline B eligibility (Section 8 logic), enqueue pipeline_b_ingestion job if eligible.</w:t>
+        <w:t>backend/</w:t>
       </w:r>
-    </w:p>
-    <w:p>
-      <w:pPr>
-        <w:spacing w:after="0" w:line="240" w:lineRule="auto"/>
-        <w:rPr>
-          <w:b/>
-          <w:bCs/>
-          <w:sz w:val="14"/>
-          <w:szCs w:val="14"/>
-        </w:rPr>
-      </w:pPr>
+      <w:proofErr w:type="spellStart"/>
       <w:r>
         <w:rPr>
           <w:b/>
@@ -423,19 +847,9 @@
           <w:sz w:val="14"/>
           <w:szCs w:val="14"/>
         </w:rPr>
-        <w:t>backend/src/api/account/delete-report.ts (new endpoint) — when user deletes a report, enqueue intellme_deletion job.</w:t>
+        <w:t>src</w:t>
       </w:r>
-    </w:p>
-    <w:p>
-      <w:pPr>
-        <w:spacing w:after="0" w:line="240" w:lineRule="auto"/>
-        <w:rPr>
-          <w:b/>
-          <w:bCs/>
-          <w:sz w:val="14"/>
-          <w:szCs w:val="14"/>
-        </w:rPr>
-      </w:pPr>
+      <w:proofErr w:type="spellEnd"/>
       <w:r>
         <w:rPr>
           <w:b/>
@@ -443,19 +857,9 @@
           <w:sz w:val="14"/>
           <w:szCs w:val="14"/>
         </w:rPr>
-        <w:t>frontend/src/pages/OnboardingPage.tsx — show Pipeline B consent screen during onboarding (default checked, plain language per Section 8).</w:t>
+        <w:t>/constants/</w:t>
       </w:r>
-    </w:p>
-    <w:p>
-      <w:pPr>
-        <w:spacing w:after="0" w:line="240" w:lineRule="auto"/>
-        <w:rPr>
-          <w:b/>
-          <w:bCs/>
-          <w:sz w:val="14"/>
-          <w:szCs w:val="14"/>
-        </w:rPr>
-      </w:pPr>
+      <w:proofErr w:type="spellStart"/>
       <w:r>
         <w:rPr>
           <w:b/>
@@ -463,19 +867,9 @@
           <w:sz w:val="14"/>
           <w:szCs w:val="14"/>
         </w:rPr>
-        <w:t>frontend/src/pages/AccountPage.tsx — show ingestion toggle.</w:t>
+        <w:t>prompts.ts</w:t>
       </w:r>
-    </w:p>
-    <w:p>
-      <w:pPr>
-        <w:spacing w:after="0" w:line="240" w:lineRule="auto"/>
-        <w:rPr>
-          <w:b/>
-          <w:bCs/>
-          <w:sz w:val="14"/>
-          <w:szCs w:val="14"/>
-        </w:rPr>
-      </w:pPr>
+      <w:proofErr w:type="spellEnd"/>
       <w:r>
         <w:rPr>
           <w:b/>
@@ -483,16 +877,11 @@
           <w:sz w:val="14"/>
           <w:szCs w:val="14"/>
         </w:rPr>
-        <w:t>Acceptance criteria:</w:t>
+        <w:t xml:space="preserve"> — add STANDARD_RESEARCH_PREAMBLE (Template 0b) and V2 variant (Template 0). Do NOT modify existing REASONING_FIRST_PREAMBLE.</w:t>
       </w:r>
     </w:p>
     <w:p>
       <w:pPr>
-        <w:numPr>
-          <w:ilvl w:val="0"/>
-          <w:numId w:val="70"/>
-        </w:numPr>
-        <w:spacing w:after="0" w:line="240" w:lineRule="auto"/>
         <w:rPr>
           <w:b/>
           <w:bCs/>
@@ -507,7 +896,77 @@
           <w:sz w:val="14"/>
           <w:szCs w:val="14"/>
         </w:rPr>
-        <w:t xml:space="preserve">Sanitization gate: feed a Pipeline A artifact with PII (email, phone, private URL, </w:t>
+        <w:t xml:space="preserve">Each agent file — replace inline prompt construction with </w:t>
+      </w:r>
+      <w:proofErr w:type="spellStart"/>
+      <w:proofErr w:type="gramStart"/>
+      <w:r>
+        <w:rPr>
+          <w:b/>
+          <w:bCs/>
+          <w:sz w:val="14"/>
+          <w:szCs w:val="14"/>
+        </w:rPr>
+        <w:t>composePrompt</w:t>
+      </w:r>
+      <w:proofErr w:type="spellEnd"/>
+      <w:r>
+        <w:rPr>
+          <w:b/>
+          <w:bCs/>
+          <w:sz w:val="14"/>
+          <w:szCs w:val="14"/>
+        </w:rPr>
+        <w:t>(</w:t>
+      </w:r>
+      <w:proofErr w:type="gramEnd"/>
+      <w:r>
+        <w:rPr>
+          <w:b/>
+          <w:bCs/>
+          <w:sz w:val="14"/>
+          <w:szCs w:val="14"/>
+        </w:rPr>
+        <w:t>role, mode, variant).</w:t>
+      </w:r>
+    </w:p>
+    <w:p>
+      <w:pPr>
+        <w:rPr>
+          <w:b/>
+          <w:bCs/>
+          <w:sz w:val="14"/>
+          <w:szCs w:val="14"/>
+        </w:rPr>
+      </w:pPr>
+      <w:r>
+        <w:rPr>
+          <w:b/>
+          <w:bCs/>
+          <w:sz w:val="14"/>
+          <w:szCs w:val="14"/>
+        </w:rPr>
+        <w:t>backend/</w:t>
+      </w:r>
+      <w:proofErr w:type="spellStart"/>
+      <w:r>
+        <w:rPr>
+          <w:b/>
+          <w:bCs/>
+          <w:sz w:val="14"/>
+          <w:szCs w:val="14"/>
+        </w:rPr>
+        <w:t>src</w:t>
+      </w:r>
+      <w:proofErr w:type="spellEnd"/>
+      <w:r>
+        <w:rPr>
+          <w:b/>
+          <w:bCs/>
+          <w:sz w:val="14"/>
+          <w:szCs w:val="14"/>
+        </w:rPr>
+        <w:t>/</w:t>
       </w:r>
       <w:proofErr w:type="gramStart"/>
       <w:r>
@@ -517,7 +976,7 @@
           <w:sz w:val="14"/>
           <w:szCs w:val="14"/>
         </w:rPr>
-        <w:t>user name</w:t>
+        <w:t>schemas/ —</w:t>
       </w:r>
       <w:proofErr w:type="gramEnd"/>
       <w:r>
@@ -527,7 +986,66 @@
           <w:sz w:val="14"/>
           <w:szCs w:val="14"/>
         </w:rPr>
-        <w:t xml:space="preserve"> in claim text) → output has all </w:t>
+        <w:t xml:space="preserve"> add </w:t>
+      </w:r>
+      <w:proofErr w:type="spellStart"/>
+      <w:r>
+        <w:rPr>
+          <w:b/>
+          <w:bCs/>
+          <w:sz w:val="14"/>
+          <w:szCs w:val="14"/>
+        </w:rPr>
+        <w:t>zod</w:t>
+      </w:r>
+      <w:proofErr w:type="spellEnd"/>
+      <w:r>
+        <w:rPr>
+          <w:b/>
+          <w:bCs/>
+          <w:sz w:val="14"/>
+          <w:szCs w:val="14"/>
+        </w:rPr>
+        <w:t xml:space="preserve"> schemas for every agent’s structured JSON output per Section 7.</w:t>
+      </w:r>
+    </w:p>
+    <w:p>
+      <w:pPr>
+        <w:rPr>
+          <w:b/>
+          <w:bCs/>
+          <w:sz w:val="14"/>
+          <w:szCs w:val="14"/>
+        </w:rPr>
+      </w:pPr>
+      <w:r>
+        <w:rPr>
+          <w:b/>
+          <w:bCs/>
+          <w:sz w:val="14"/>
+          <w:szCs w:val="14"/>
+        </w:rPr>
+        <w:t xml:space="preserve">Acceptance criteria: - Standard run uses STANDARD_RESEARCH_PREAMBLE + base template + mode overlay - Deep run uses REASONING_FIRST_PREAMBLE_V2 + base template + overlay - Each agent’s output passes its </w:t>
+      </w:r>
+      <w:proofErr w:type="spellStart"/>
+      <w:r>
+        <w:rPr>
+          <w:b/>
+          <w:bCs/>
+          <w:sz w:val="14"/>
+          <w:szCs w:val="14"/>
+        </w:rPr>
+        <w:t>zod</w:t>
+      </w:r>
+      <w:proofErr w:type="spellEnd"/>
+      <w:r>
+        <w:rPr>
+          <w:b/>
+          <w:bCs/>
+          <w:sz w:val="14"/>
+          <w:szCs w:val="14"/>
+        </w:rPr>
+        <w:t xml:space="preserve"> schema validation - Schema validation failure triggers single retry on same model, then escalates to fallback - All 5 </w:t>
       </w:r>
       <w:proofErr w:type="gramStart"/>
       <w:r>
@@ -537,7 +1055,7 @@
           <w:sz w:val="14"/>
           <w:szCs w:val="14"/>
         </w:rPr>
-        <w:t>stripped</w:t>
+        <w:t>modes × 8 agents</w:t>
       </w:r>
       <w:proofErr w:type="gramEnd"/>
       <w:r>
@@ -547,16 +1065,11 @@
           <w:sz w:val="14"/>
           <w:szCs w:val="14"/>
         </w:rPr>
-        <w:t>, hashes match expected</w:t>
+        <w:t xml:space="preserve"> = 40 overlay-pairs wired and smoke-tested</w:t>
       </w:r>
     </w:p>
     <w:p>
       <w:pPr>
-        <w:numPr>
-          <w:ilvl w:val="0"/>
-          <w:numId w:val="70"/>
-        </w:numPr>
-        <w:spacing w:after="0" w:line="240" w:lineRule="auto"/>
         <w:rPr>
           <w:b/>
           <w:bCs/>
@@ -571,23 +1084,9 @@
           <w:sz w:val="14"/>
           <w:szCs w:val="14"/>
         </w:rPr>
-        <w:t>Sanitization is idempotent: feed twice, get identical output (byte-equal)</w:t>
+        <w:t xml:space="preserve">Tests required: </w:t>
       </w:r>
-    </w:p>
-    <w:p>
-      <w:pPr>
-        <w:numPr>
-          <w:ilvl w:val="0"/>
-          <w:numId w:val="70"/>
-        </w:numPr>
-        <w:spacing w:after="0" w:line="240" w:lineRule="auto"/>
-        <w:rPr>
-          <w:b/>
-          <w:bCs/>
-          <w:sz w:val="14"/>
-          <w:szCs w:val="14"/>
-        </w:rPr>
-      </w:pPr>
+      <w:proofErr w:type="spellStart"/>
       <w:r>
         <w:rPr>
           <w:b/>
@@ -595,23 +1094,9 @@
           <w:sz w:val="14"/>
           <w:szCs w:val="14"/>
         </w:rPr>
-        <w:t>BullMQ worker: enqueue job → worker picks up → sanitization runs → InTellMe API called → audit log row written</w:t>
+        <w:t>promptComposer.test.ts</w:t>
       </w:r>
-    </w:p>
-    <w:p>
-      <w:pPr>
-        <w:numPr>
-          <w:ilvl w:val="0"/>
-          <w:numId w:val="70"/>
-        </w:numPr>
-        <w:spacing w:after="0" w:line="240" w:lineRule="auto"/>
-        <w:rPr>
-          <w:b/>
-          <w:bCs/>
-          <w:sz w:val="14"/>
-          <w:szCs w:val="14"/>
-        </w:rPr>
-      </w:pPr>
+      <w:proofErr w:type="spellEnd"/>
       <w:r>
         <w:rPr>
           <w:b/>
@@ -619,23 +1104,9 @@
           <w:sz w:val="14"/>
           <w:szCs w:val="14"/>
         </w:rPr>
-        <w:t>503 from InTellMe → retry with exponential backoff</w:t>
+        <w:t xml:space="preserve">, </w:t>
       </w:r>
-    </w:p>
-    <w:p>
-      <w:pPr>
-        <w:numPr>
-          <w:ilvl w:val="0"/>
-          <w:numId w:val="70"/>
-        </w:numPr>
-        <w:spacing w:after="0" w:line="240" w:lineRule="auto"/>
-        <w:rPr>
-          <w:b/>
-          <w:bCs/>
-          <w:sz w:val="14"/>
-          <w:szCs w:val="14"/>
-        </w:rPr>
-      </w:pPr>
+      <w:proofErr w:type="spellStart"/>
       <w:r>
         <w:rPr>
           <w:b/>
@@ -643,23 +1114,9 @@
           <w:sz w:val="14"/>
           <w:szCs w:val="14"/>
         </w:rPr>
-        <w:t>400 from InTellMe → routed to dead-letter queue, alert raised</w:t>
+        <w:t>schemaValidation.test.ts</w:t>
       </w:r>
-    </w:p>
-    <w:p>
-      <w:pPr>
-        <w:numPr>
-          <w:ilvl w:val="0"/>
-          <w:numId w:val="70"/>
-        </w:numPr>
-        <w:spacing w:after="0" w:line="240" w:lineRule="auto"/>
-        <w:rPr>
-          <w:b/>
-          <w:bCs/>
-          <w:sz w:val="14"/>
-          <w:szCs w:val="14"/>
-        </w:rPr>
-      </w:pPr>
+      <w:proofErr w:type="spellEnd"/>
       <w:r>
         <w:rPr>
           <w:b/>
@@ -667,23 +1124,9 @@
           <w:sz w:val="14"/>
           <w:szCs w:val="14"/>
         </w:rPr>
-        <w:t>409 from InTellMe (already ingested) → marked as deduplicated in audit log</w:t>
+        <w:t xml:space="preserve">, </w:t>
       </w:r>
-    </w:p>
-    <w:p>
-      <w:pPr>
-        <w:numPr>
-          <w:ilvl w:val="0"/>
-          <w:numId w:val="70"/>
-        </w:numPr>
-        <w:spacing w:after="0" w:line="240" w:lineRule="auto"/>
-        <w:rPr>
-          <w:b/>
-          <w:bCs/>
-          <w:sz w:val="14"/>
-          <w:szCs w:val="14"/>
-        </w:rPr>
-      </w:pPr>
+      <w:proofErr w:type="spellStart"/>
       <w:r>
         <w:rPr>
           <w:b/>
@@ -691,123 +1134,7 @@
           <w:sz w:val="14"/>
           <w:szCs w:val="14"/>
         </w:rPr>
-        <w:t>Consumer opts out via account settings → subsequent runs skip Pipeline B (verify in audit log)</w:t>
-      </w:r>
-    </w:p>
-    <w:p>
-      <w:pPr>
-        <w:numPr>
-          <w:ilvl w:val="0"/>
-          <w:numId w:val="70"/>
-        </w:numPr>
-        <w:spacing w:after="0" w:line="240" w:lineRule="auto"/>
-        <w:rPr>
-          <w:b/>
-          <w:bCs/>
-          <w:sz w:val="14"/>
-          <w:szCs w:val="14"/>
-        </w:rPr>
-      </w:pPr>
-      <w:r>
-        <w:rPr>
-          <w:b/>
-          <w:bCs/>
-          <w:sz w:val="14"/>
-          <w:szCs w:val="14"/>
-        </w:rPr>
-        <w:t>Per-run opt-out → that single run skips, account default restored next run</w:t>
-      </w:r>
-    </w:p>
-    <w:p>
-      <w:pPr>
-        <w:numPr>
-          <w:ilvl w:val="0"/>
-          <w:numId w:val="70"/>
-        </w:numPr>
-        <w:spacing w:after="0" w:line="240" w:lineRule="auto"/>
-        <w:rPr>
-          <w:b/>
-          <w:bCs/>
-          <w:sz w:val="14"/>
-          <w:szCs w:val="14"/>
-        </w:rPr>
-      </w:pPr>
-      <w:r>
-        <w:rPr>
-          <w:b/>
-          <w:bCs/>
-          <w:sz w:val="14"/>
-          <w:szCs w:val="14"/>
-        </w:rPr>
-        <w:t>Sovereign tier user runs → no Pipeline B job enqueued (defense layer)</w:t>
-      </w:r>
-    </w:p>
-    <w:p>
-      <w:pPr>
-        <w:numPr>
-          <w:ilvl w:val="0"/>
-          <w:numId w:val="70"/>
-        </w:numPr>
-        <w:spacing w:after="0" w:line="240" w:lineRule="auto"/>
-        <w:rPr>
-          <w:b/>
-          <w:bCs/>
-          <w:sz w:val="14"/>
-          <w:szCs w:val="14"/>
-        </w:rPr>
-      </w:pPr>
-      <w:r>
-        <w:rPr>
-          <w:b/>
-          <w:bCs/>
-          <w:sz w:val="14"/>
-          <w:szCs w:val="14"/>
-        </w:rPr>
-        <w:t>User deletes a report → intellme_deletion job enqueued → DELETE call to InTellMe → audit log row</w:t>
-      </w:r>
-    </w:p>
-    <w:p>
-      <w:pPr>
-        <w:spacing w:after="0" w:line="240" w:lineRule="auto"/>
-        <w:rPr>
-          <w:b/>
-          <w:bCs/>
-          <w:sz w:val="14"/>
-          <w:szCs w:val="14"/>
-        </w:rPr>
-      </w:pPr>
-      <w:r>
-        <w:rPr>
-          <w:b/>
-          <w:bCs/>
-          <w:sz w:val="14"/>
-          <w:szCs w:val="14"/>
-        </w:rPr>
-        <w:t>Tests required (must fail without the fix):</w:t>
-      </w:r>
-    </w:p>
-    <w:p>
-      <w:pPr>
-        <w:numPr>
-          <w:ilvl w:val="0"/>
-          <w:numId w:val="71"/>
-        </w:numPr>
-        <w:spacing w:after="0" w:line="240" w:lineRule="auto"/>
-        <w:rPr>
-          <w:b/>
-          <w:bCs/>
-          <w:sz w:val="14"/>
-          <w:szCs w:val="14"/>
-        </w:rPr>
-      </w:pPr>
-      <w:r>
-        <w:rPr>
-          <w:b/>
-          <w:bCs/>
-          <w:sz w:val="14"/>
-          <w:szCs w:val="14"/>
-        </w:rPr>
-        <w:t xml:space="preserve">Sanitization correctness: every PII pattern from Section 8 </w:t>
+        <w:t>standardVsDeep.</w:t>
       </w:r>
       <w:proofErr w:type="gramStart"/>
       <w:r>
@@ -817,24 +1144,9 @@
           <w:sz w:val="14"/>
           <w:szCs w:val="14"/>
         </w:rPr>
-        <w:t>stripped</w:t>
+        <w:t>test</w:t>
       </w:r>
       <w:proofErr w:type="gramEnd"/>
-    </w:p>
-    <w:p>
-      <w:pPr>
-        <w:numPr>
-          <w:ilvl w:val="0"/>
-          <w:numId w:val="71"/>
-        </w:numPr>
-        <w:spacing w:after="0" w:line="240" w:lineRule="auto"/>
-        <w:rPr>
-          <w:b/>
-          <w:bCs/>
-          <w:sz w:val="14"/>
-          <w:szCs w:val="14"/>
-        </w:rPr>
-      </w:pPr>
       <w:r>
         <w:rPr>
           <w:b/>
@@ -842,23 +1154,9 @@
           <w:sz w:val="14"/>
           <w:szCs w:val="14"/>
         </w:rPr>
-        <w:t>Sanitization idempotency: byte-equal output on repeat</w:t>
+        <w:t>.ts</w:t>
       </w:r>
-    </w:p>
-    <w:p>
-      <w:pPr>
-        <w:numPr>
-          <w:ilvl w:val="0"/>
-          <w:numId w:val="71"/>
-        </w:numPr>
-        <w:spacing w:after="0" w:line="240" w:lineRule="auto"/>
-        <w:rPr>
-          <w:b/>
-          <w:bCs/>
-          <w:sz w:val="14"/>
-          <w:szCs w:val="14"/>
-        </w:rPr>
-      </w:pPr>
+      <w:proofErr w:type="spellEnd"/>
       <w:r>
         <w:rPr>
           <w:b/>
@@ -866,60 +1164,11 @@
           <w:sz w:val="14"/>
           <w:szCs w:val="14"/>
         </w:rPr>
-        <w:t>Eligibility logic: each of the 5 conditions tested</w:t>
+        <w:t>.</w:t>
       </w:r>
     </w:p>
     <w:p>
       <w:pPr>
-        <w:numPr>
-          <w:ilvl w:val="0"/>
-          <w:numId w:val="71"/>
-        </w:numPr>
-        <w:spacing w:after="0" w:line="240" w:lineRule="auto"/>
-        <w:rPr>
-          <w:b/>
-          <w:bCs/>
-          <w:sz w:val="14"/>
-          <w:szCs w:val="14"/>
-        </w:rPr>
-      </w:pPr>
-      <w:r>
-        <w:rPr>
-          <w:b/>
-          <w:bCs/>
-          <w:sz w:val="14"/>
-          <w:szCs w:val="14"/>
-        </w:rPr>
-        <w:t>Defense layer 1: tier=sovereign → eligible=false regardless of consent</w:t>
-      </w:r>
-    </w:p>
-    <w:p>
-      <w:pPr>
-        <w:numPr>
-          <w:ilvl w:val="0"/>
-          <w:numId w:val="71"/>
-        </w:numPr>
-        <w:spacing w:after="0" w:line="240" w:lineRule="auto"/>
-        <w:rPr>
-          <w:b/>
-          <w:bCs/>
-          <w:sz w:val="14"/>
-          <w:szCs w:val="14"/>
-        </w:rPr>
-      </w:pPr>
-      <w:r>
-        <w:rPr>
-          <w:b/>
-          <w:bCs/>
-          <w:sz w:val="14"/>
-          <w:szCs w:val="14"/>
-        </w:rPr>
-        <w:t>Audit log completeness: every event type writes a row</w:t>
-      </w:r>
-    </w:p>
-    <w:p>
-      <w:pPr>
-        <w:spacing w:after="0" w:line="240" w:lineRule="auto"/>
         <w:rPr>
           <w:b/>
           <w:bCs/>
@@ -947,21 +1196,6 @@
         <w:t>not to change.</w:t>
       </w:r>
       <w:proofErr w:type="gramEnd"/>
-    </w:p>
-    <w:p>
-      <w:pPr>
-        <w:numPr>
-          <w:ilvl w:val="0"/>
-          <w:numId w:val="72"/>
-        </w:numPr>
-        <w:spacing w:after="0" w:line="240" w:lineRule="auto"/>
-        <w:rPr>
-          <w:b/>
-          <w:bCs/>
-          <w:sz w:val="14"/>
-          <w:szCs w:val="14"/>
-        </w:rPr>
-      </w:pPr>
       <w:r>
         <w:rPr>
           <w:b/>
@@ -969,53 +1203,10 @@
           <w:sz w:val="14"/>
           <w:szCs w:val="14"/>
         </w:rPr>
-        <w:t xml:space="preserve">Existing corpus ingestion (user </w:t>
-      </w:r>
-      <w:proofErr w:type="gramStart"/>
-      <w:r>
-        <w:rPr>
-          <w:b/>
-          <w:bCs/>
-          <w:sz w:val="14"/>
-          <w:szCs w:val="14"/>
-        </w:rPr>
-        <w:t>uploads) —</w:t>
-      </w:r>
-      <w:proofErr w:type="gramEnd"/>
-      <w:r>
-        <w:rPr>
-          <w:b/>
-          <w:bCs/>
-          <w:sz w:val="14"/>
-          <w:szCs w:val="14"/>
-        </w:rPr>
-        <w:t xml:space="preserve"> that's Pipeline A</w:t>
+        <w:t xml:space="preserve"> REASONING_FIRST_PREAMBLE constant. RED_TEAM_V2_SYSTEM_PREFIX constant. The forbidden-defaults regression test. Model ensemble presets (Work Order A confirmed PR #41 status).</w:t>
       </w:r>
     </w:p>
-    <w:p>
-      <w:pPr>
-        <w:numPr>
-          <w:ilvl w:val="0"/>
-          <w:numId w:val="72"/>
-        </w:numPr>
-        <w:spacing w:after="0" w:line="240" w:lineRule="auto"/>
-        <w:rPr>
-          <w:b/>
-          <w:bCs/>
-          <w:sz w:val="14"/>
-          <w:szCs w:val="14"/>
-        </w:rPr>
-      </w:pPr>
-      <w:r>
-        <w:rPr>
-          <w:b/>
-          <w:bCs/>
-          <w:sz w:val="14"/>
-          <w:szCs w:val="14"/>
-        </w:rPr>
-        <w:t>Research orchestrator's research logic — only the run-completion hook changes</w:t>
-      </w:r>
-    </w:p>
+    <w:bookmarkEnd w:id="1"/>
     <w:p/>
     <w:sectPr>
       <w:pgSz w:w="12240" w:h="20160" w:code="5"/>
@@ -1030,6 +1221,83 @@
 <file path=word/numbering.xml><?xml version="1.0" encoding="utf-8"?>
 <w:numbering xmlns:wpc="http://schemas.microsoft.com/office/word/2010/wordprocessingCanvas" xmlns:cx="http://schemas.microsoft.com/office/drawing/2014/chartex" xmlns:cx1="http://schemas.microsoft.com/office/drawing/2015/9/8/chartex" xmlns:cx2="http://schemas.microsoft.com/office/drawing/2015/10/21/chartex" xmlns:cx3="http://schemas.microsoft.com/office/drawing/2016/5/9/chartex" xmlns:cx4="http://schemas.microsoft.com/office/drawing/2016/5/10/chartex" xmlns:cx5="http://schemas.microsoft.com/office/drawing/2016/5/11/chartex" xmlns:cx6="http://schemas.microsoft.com/office/drawing/2016/5/12/chartex" xmlns:cx7="http://schemas.microsoft.com/office/drawing/2016/5/13/chartex" xmlns:cx8="http://schemas.microsoft.com/office/drawing/2016/5/14/chartex" xmlns:mc="http://schemas.openxmlformats.org/markup-compatibility/2006" xmlns:aink="http://schemas.microsoft.com/office/drawing/2016/ink" xmlns:am3d="http://schemas.microsoft.com/office/drawing/2017/model3d" xmlns:o="urn:schemas-microsoft-com:office:office" xmlns:oel="http://schemas.microsoft.com/office/2019/extlst" xmlns:r="http://schemas.openxmlformats.org/officeDocument/2006/relationships" xmlns:m="http://schemas.openxmlformats.org/officeDocument/2006/math" xmlns:v="urn:schemas-microsoft-com:vml" xmlns:wp14="http://schemas.microsoft.com/office/word/2010/wordprocessingDrawing" xmlns:wp="http://schemas.openxmlformats.org/drawingml/2006/wordprocessingDrawing" xmlns:w10="urn:schemas-microsoft-com:office:word" xmlns:w="http://schemas.openxmlformats.org/wordprocessingml/2006/main" xmlns:w14="http://schemas.microsoft.com/office/word/2010/wordml" xmlns:w15="http://schemas.microsoft.com/office/word/2012/wordml" xmlns:w16cex="http://schemas.microsoft.com/office/word/2018/wordml/cex" xmlns:w16cid="http://schemas.microsoft.com/office/word/2016/wordml/cid" xmlns:w16="http://schemas.microsoft.com/office/word/2018/wordml" xmlns:w16du="http://schemas.microsoft.com/office/word/2023/wordml/word16du" xmlns:w16sdtdh="http://schemas.microsoft.com/office/word/2020/wordml/sdtdatahash" xmlns:w16sdtfl="http://schemas.microsoft.com/office/word/2024/wordml/sdtformatlock" xmlns:w16se="http://schemas.microsoft.com/office/word/2015/wordml/symex" xmlns:wpg="http://schemas.microsoft.com/office/word/2010/wordprocessingGroup" xmlns:wpi="http://schemas.microsoft.com/office/word/2010/wordprocessingInk" xmlns:wne="http://schemas.microsoft.com/office/word/2006/wordml" xmlns:wps="http://schemas.microsoft.com/office/word/2010/wordprocessingShape" mc:Ignorable="w14 w15 w16se w16cid w16 w16cex w16sdtdh w16sdtfl w16du wp14">
   <w:abstractNum w:abstractNumId="0" w15:restartNumberingAfterBreak="0">
+    <w:nsid w:val="0000A991"/>
+    <w:multiLevelType w:val="multilevel"/>
+    <w:tmpl w:val="052E24CC"/>
+    <w:lvl w:ilvl="0">
+      <w:numFmt w:val="bullet"/>
+      <w:lvlText w:val="•"/>
+      <w:lvlJc w:val="left"/>
+      <w:pPr>
+        <w:ind w:left="720" w:hanging="480"/>
+      </w:pPr>
+    </w:lvl>
+    <w:lvl w:ilvl="1">
+      <w:numFmt w:val="bullet"/>
+      <w:lvlText w:val="–"/>
+      <w:lvlJc w:val="left"/>
+      <w:pPr>
+        <w:ind w:left="1440" w:hanging="480"/>
+      </w:pPr>
+    </w:lvl>
+    <w:lvl w:ilvl="2">
+      <w:numFmt w:val="bullet"/>
+      <w:lvlText w:val="•"/>
+      <w:lvlJc w:val="left"/>
+      <w:pPr>
+        <w:ind w:left="2160" w:hanging="480"/>
+      </w:pPr>
+    </w:lvl>
+    <w:lvl w:ilvl="3">
+      <w:numFmt w:val="bullet"/>
+      <w:lvlText w:val="–"/>
+      <w:lvlJc w:val="left"/>
+      <w:pPr>
+        <w:ind w:left="2880" w:hanging="480"/>
+      </w:pPr>
+    </w:lvl>
+    <w:lvl w:ilvl="4">
+      <w:numFmt w:val="bullet"/>
+      <w:lvlText w:val="•"/>
+      <w:lvlJc w:val="left"/>
+      <w:pPr>
+        <w:ind w:left="3600" w:hanging="480"/>
+      </w:pPr>
+    </w:lvl>
+    <w:lvl w:ilvl="5">
+      <w:numFmt w:val="bullet"/>
+      <w:lvlText w:val="–"/>
+      <w:lvlJc w:val="left"/>
+      <w:pPr>
+        <w:ind w:left="4320" w:hanging="480"/>
+      </w:pPr>
+    </w:lvl>
+    <w:lvl w:ilvl="6">
+      <w:numFmt w:val="bullet"/>
+      <w:lvlText w:val="•"/>
+      <w:lvlJc w:val="left"/>
+      <w:pPr>
+        <w:ind w:left="5040" w:hanging="480"/>
+      </w:pPr>
+    </w:lvl>
+    <w:lvl w:ilvl="7">
+      <w:numFmt w:val="bullet"/>
+      <w:lvlText w:val="–"/>
+      <w:lvlJc w:val="left"/>
+      <w:pPr>
+        <w:ind w:left="5760" w:hanging="480"/>
+      </w:pPr>
+    </w:lvl>
+    <w:lvl w:ilvl="8">
+      <w:numFmt w:val="bullet"/>
+      <w:lvlText w:val="•"/>
+      <w:lvlJc w:val="left"/>
+      <w:pPr>
+        <w:ind w:left="6480" w:hanging="480"/>
+      </w:pPr>
+    </w:lvl>
+  </w:abstractNum>
+  <w:abstractNum w:abstractNumId="1" w15:restartNumberingAfterBreak="0">
     <w:nsid w:val="04333CE7"/>
     <w:multiLevelType w:val="multilevel"/>
     <w:tmpl w:val="7408D212"/>
@@ -1178,7 +1446,7 @@
       </w:rPr>
     </w:lvl>
   </w:abstractNum>
-  <w:abstractNum w:abstractNumId="1" w15:restartNumberingAfterBreak="0">
+  <w:abstractNum w:abstractNumId="2" w15:restartNumberingAfterBreak="0">
     <w:nsid w:val="071030E2"/>
     <w:multiLevelType w:val="multilevel"/>
     <w:tmpl w:val="FD6A757A"/>
@@ -1327,7 +1595,7 @@
       </w:rPr>
     </w:lvl>
   </w:abstractNum>
-  <w:abstractNum w:abstractNumId="2" w15:restartNumberingAfterBreak="0">
+  <w:abstractNum w:abstractNumId="3" w15:restartNumberingAfterBreak="0">
     <w:nsid w:val="09B50C53"/>
     <w:multiLevelType w:val="multilevel"/>
     <w:tmpl w:val="0F2EBB20"/>
@@ -1476,7 +1744,7 @@
       </w:rPr>
     </w:lvl>
   </w:abstractNum>
-  <w:abstractNum w:abstractNumId="3" w15:restartNumberingAfterBreak="0">
+  <w:abstractNum w:abstractNumId="4" w15:restartNumberingAfterBreak="0">
     <w:nsid w:val="0CF36954"/>
     <w:multiLevelType w:val="multilevel"/>
     <w:tmpl w:val="0540E4B4"/>
@@ -1625,7 +1893,7 @@
       </w:rPr>
     </w:lvl>
   </w:abstractNum>
-  <w:abstractNum w:abstractNumId="4" w15:restartNumberingAfterBreak="0">
+  <w:abstractNum w:abstractNumId="5" w15:restartNumberingAfterBreak="0">
     <w:nsid w:val="11D70FFF"/>
     <w:multiLevelType w:val="multilevel"/>
     <w:tmpl w:val="A55A0940"/>
@@ -1774,7 +2042,7 @@
       </w:rPr>
     </w:lvl>
   </w:abstractNum>
-  <w:abstractNum w:abstractNumId="5" w15:restartNumberingAfterBreak="0">
+  <w:abstractNum w:abstractNumId="6" w15:restartNumberingAfterBreak="0">
     <w:nsid w:val="12D80BE6"/>
     <w:multiLevelType w:val="multilevel"/>
     <w:tmpl w:val="504CE074"/>
@@ -1923,7 +2191,7 @@
       </w:rPr>
     </w:lvl>
   </w:abstractNum>
-  <w:abstractNum w:abstractNumId="6" w15:restartNumberingAfterBreak="0">
+  <w:abstractNum w:abstractNumId="7" w15:restartNumberingAfterBreak="0">
     <w:nsid w:val="154F29F9"/>
     <w:multiLevelType w:val="multilevel"/>
     <w:tmpl w:val="CF36F632"/>
@@ -2072,7 +2340,7 @@
       </w:rPr>
     </w:lvl>
   </w:abstractNum>
-  <w:abstractNum w:abstractNumId="7" w15:restartNumberingAfterBreak="0">
+  <w:abstractNum w:abstractNumId="8" w15:restartNumberingAfterBreak="0">
     <w:nsid w:val="176E0094"/>
     <w:multiLevelType w:val="multilevel"/>
     <w:tmpl w:val="C4F0B574"/>
@@ -2221,7 +2489,7 @@
       </w:rPr>
     </w:lvl>
   </w:abstractNum>
-  <w:abstractNum w:abstractNumId="8" w15:restartNumberingAfterBreak="0">
+  <w:abstractNum w:abstractNumId="9" w15:restartNumberingAfterBreak="0">
     <w:nsid w:val="18147F4A"/>
     <w:multiLevelType w:val="multilevel"/>
     <w:tmpl w:val="05EA243E"/>
@@ -2370,7 +2638,7 @@
       </w:rPr>
     </w:lvl>
   </w:abstractNum>
-  <w:abstractNum w:abstractNumId="9" w15:restartNumberingAfterBreak="0">
+  <w:abstractNum w:abstractNumId="10" w15:restartNumberingAfterBreak="0">
     <w:nsid w:val="1864576D"/>
     <w:multiLevelType w:val="multilevel"/>
     <w:tmpl w:val="7CC043B4"/>
@@ -2519,7 +2787,7 @@
       </w:rPr>
     </w:lvl>
   </w:abstractNum>
-  <w:abstractNum w:abstractNumId="10" w15:restartNumberingAfterBreak="0">
+  <w:abstractNum w:abstractNumId="11" w15:restartNumberingAfterBreak="0">
     <w:nsid w:val="1B4D0A5A"/>
     <w:multiLevelType w:val="multilevel"/>
     <w:tmpl w:val="ACD26688"/>
@@ -2668,7 +2936,7 @@
       </w:rPr>
     </w:lvl>
   </w:abstractNum>
-  <w:abstractNum w:abstractNumId="11" w15:restartNumberingAfterBreak="0">
+  <w:abstractNum w:abstractNumId="12" w15:restartNumberingAfterBreak="0">
     <w:nsid w:val="1CEC32F0"/>
     <w:multiLevelType w:val="multilevel"/>
     <w:tmpl w:val="9BA0E244"/>
@@ -2817,7 +3085,7 @@
       </w:rPr>
     </w:lvl>
   </w:abstractNum>
-  <w:abstractNum w:abstractNumId="12" w15:restartNumberingAfterBreak="0">
+  <w:abstractNum w:abstractNumId="13" w15:restartNumberingAfterBreak="0">
     <w:nsid w:val="1DF91516"/>
     <w:multiLevelType w:val="multilevel"/>
     <w:tmpl w:val="4EEE850E"/>
@@ -2966,7 +3234,7 @@
       </w:rPr>
     </w:lvl>
   </w:abstractNum>
-  <w:abstractNum w:abstractNumId="13" w15:restartNumberingAfterBreak="0">
+  <w:abstractNum w:abstractNumId="14" w15:restartNumberingAfterBreak="0">
     <w:nsid w:val="1E031A17"/>
     <w:multiLevelType w:val="multilevel"/>
     <w:tmpl w:val="1BB2D1E0"/>
@@ -3115,7 +3383,7 @@
       </w:rPr>
     </w:lvl>
   </w:abstractNum>
-  <w:abstractNum w:abstractNumId="14" w15:restartNumberingAfterBreak="0">
+  <w:abstractNum w:abstractNumId="15" w15:restartNumberingAfterBreak="0">
     <w:nsid w:val="1FBE6A88"/>
     <w:multiLevelType w:val="multilevel"/>
     <w:tmpl w:val="589CB48C"/>
@@ -3264,7 +3532,7 @@
       </w:rPr>
     </w:lvl>
   </w:abstractNum>
-  <w:abstractNum w:abstractNumId="15" w15:restartNumberingAfterBreak="0">
+  <w:abstractNum w:abstractNumId="16" w15:restartNumberingAfterBreak="0">
     <w:nsid w:val="22EA2F75"/>
     <w:multiLevelType w:val="multilevel"/>
     <w:tmpl w:val="C23855A4"/>
@@ -3413,7 +3681,7 @@
       </w:rPr>
     </w:lvl>
   </w:abstractNum>
-  <w:abstractNum w:abstractNumId="16" w15:restartNumberingAfterBreak="0">
+  <w:abstractNum w:abstractNumId="17" w15:restartNumberingAfterBreak="0">
     <w:nsid w:val="23620EA9"/>
     <w:multiLevelType w:val="multilevel"/>
     <w:tmpl w:val="161A4996"/>
@@ -3562,7 +3830,7 @@
       </w:rPr>
     </w:lvl>
   </w:abstractNum>
-  <w:abstractNum w:abstractNumId="17" w15:restartNumberingAfterBreak="0">
+  <w:abstractNum w:abstractNumId="18" w15:restartNumberingAfterBreak="0">
     <w:nsid w:val="23F81775"/>
     <w:multiLevelType w:val="multilevel"/>
     <w:tmpl w:val="49C0B8D0"/>
@@ -3711,7 +3979,7 @@
       </w:rPr>
     </w:lvl>
   </w:abstractNum>
-  <w:abstractNum w:abstractNumId="18" w15:restartNumberingAfterBreak="0">
+  <w:abstractNum w:abstractNumId="19" w15:restartNumberingAfterBreak="0">
     <w:nsid w:val="24C01B1F"/>
     <w:multiLevelType w:val="multilevel"/>
     <w:tmpl w:val="364C5990"/>
@@ -3860,7 +4128,7 @@
       </w:rPr>
     </w:lvl>
   </w:abstractNum>
-  <w:abstractNum w:abstractNumId="19" w15:restartNumberingAfterBreak="0">
+  <w:abstractNum w:abstractNumId="20" w15:restartNumberingAfterBreak="0">
     <w:nsid w:val="26484057"/>
     <w:multiLevelType w:val="multilevel"/>
     <w:tmpl w:val="249A8EFC"/>
@@ -4009,7 +4277,7 @@
       </w:rPr>
     </w:lvl>
   </w:abstractNum>
-  <w:abstractNum w:abstractNumId="20" w15:restartNumberingAfterBreak="0">
+  <w:abstractNum w:abstractNumId="21" w15:restartNumberingAfterBreak="0">
     <w:nsid w:val="2AEF5DA8"/>
     <w:multiLevelType w:val="multilevel"/>
     <w:tmpl w:val="A0B4BA3E"/>
@@ -4158,7 +4426,7 @@
       </w:rPr>
     </w:lvl>
   </w:abstractNum>
-  <w:abstractNum w:abstractNumId="21" w15:restartNumberingAfterBreak="0">
+  <w:abstractNum w:abstractNumId="22" w15:restartNumberingAfterBreak="0">
     <w:nsid w:val="2B3F41A8"/>
     <w:multiLevelType w:val="multilevel"/>
     <w:tmpl w:val="1CDEE8FE"/>
@@ -4307,7 +4575,7 @@
       </w:rPr>
     </w:lvl>
   </w:abstractNum>
-  <w:abstractNum w:abstractNumId="22" w15:restartNumberingAfterBreak="0">
+  <w:abstractNum w:abstractNumId="23" w15:restartNumberingAfterBreak="0">
     <w:nsid w:val="2CD76A07"/>
     <w:multiLevelType w:val="multilevel"/>
     <w:tmpl w:val="CD2A3D44"/>
@@ -4456,7 +4724,7 @@
       </w:rPr>
     </w:lvl>
   </w:abstractNum>
-  <w:abstractNum w:abstractNumId="23" w15:restartNumberingAfterBreak="0">
+  <w:abstractNum w:abstractNumId="24" w15:restartNumberingAfterBreak="0">
     <w:nsid w:val="2EE65A2B"/>
     <w:multiLevelType w:val="multilevel"/>
     <w:tmpl w:val="C472D116"/>
@@ -4605,7 +4873,7 @@
       </w:rPr>
     </w:lvl>
   </w:abstractNum>
-  <w:abstractNum w:abstractNumId="24" w15:restartNumberingAfterBreak="0">
+  <w:abstractNum w:abstractNumId="25" w15:restartNumberingAfterBreak="0">
     <w:nsid w:val="32C61770"/>
     <w:multiLevelType w:val="multilevel"/>
     <w:tmpl w:val="9FECB022"/>
@@ -4754,7 +5022,7 @@
       </w:rPr>
     </w:lvl>
   </w:abstractNum>
-  <w:abstractNum w:abstractNumId="25" w15:restartNumberingAfterBreak="0">
+  <w:abstractNum w:abstractNumId="26" w15:restartNumberingAfterBreak="0">
     <w:nsid w:val="33504C37"/>
     <w:multiLevelType w:val="multilevel"/>
     <w:tmpl w:val="1CD690E6"/>
@@ -4867,7 +5135,7 @@
       </w:pPr>
     </w:lvl>
   </w:abstractNum>
-  <w:abstractNum w:abstractNumId="26" w15:restartNumberingAfterBreak="0">
+  <w:abstractNum w:abstractNumId="27" w15:restartNumberingAfterBreak="0">
     <w:nsid w:val="377F44C5"/>
     <w:multiLevelType w:val="multilevel"/>
     <w:tmpl w:val="FC16A516"/>
@@ -4980,7 +5248,7 @@
       </w:pPr>
     </w:lvl>
   </w:abstractNum>
-  <w:abstractNum w:abstractNumId="27" w15:restartNumberingAfterBreak="0">
+  <w:abstractNum w:abstractNumId="28" w15:restartNumberingAfterBreak="0">
     <w:nsid w:val="3CA2407A"/>
     <w:multiLevelType w:val="multilevel"/>
     <w:tmpl w:val="85B4D402"/>
@@ -5129,7 +5397,7 @@
       </w:rPr>
     </w:lvl>
   </w:abstractNum>
-  <w:abstractNum w:abstractNumId="28" w15:restartNumberingAfterBreak="0">
+  <w:abstractNum w:abstractNumId="29" w15:restartNumberingAfterBreak="0">
     <w:nsid w:val="4055336B"/>
     <w:multiLevelType w:val="multilevel"/>
     <w:tmpl w:val="982C692C"/>
@@ -5278,7 +5546,7 @@
       </w:rPr>
     </w:lvl>
   </w:abstractNum>
-  <w:abstractNum w:abstractNumId="29" w15:restartNumberingAfterBreak="0">
+  <w:abstractNum w:abstractNumId="30" w15:restartNumberingAfterBreak="0">
     <w:nsid w:val="40943012"/>
     <w:multiLevelType w:val="multilevel"/>
     <w:tmpl w:val="C7B8862E"/>
@@ -5427,7 +5695,7 @@
       </w:rPr>
     </w:lvl>
   </w:abstractNum>
-  <w:abstractNum w:abstractNumId="30" w15:restartNumberingAfterBreak="0">
+  <w:abstractNum w:abstractNumId="31" w15:restartNumberingAfterBreak="0">
     <w:nsid w:val="409546B1"/>
     <w:multiLevelType w:val="multilevel"/>
     <w:tmpl w:val="7AD23922"/>
@@ -5576,7 +5844,7 @@
       </w:rPr>
     </w:lvl>
   </w:abstractNum>
-  <w:abstractNum w:abstractNumId="31" w15:restartNumberingAfterBreak="0">
+  <w:abstractNum w:abstractNumId="32" w15:restartNumberingAfterBreak="0">
     <w:nsid w:val="41603577"/>
     <w:multiLevelType w:val="multilevel"/>
     <w:tmpl w:val="C3D08FF6"/>
@@ -5725,7 +5993,7 @@
       </w:rPr>
     </w:lvl>
   </w:abstractNum>
-  <w:abstractNum w:abstractNumId="32" w15:restartNumberingAfterBreak="0">
+  <w:abstractNum w:abstractNumId="33" w15:restartNumberingAfterBreak="0">
     <w:nsid w:val="42992D54"/>
     <w:multiLevelType w:val="multilevel"/>
     <w:tmpl w:val="38BE31EE"/>
@@ -5874,7 +6142,7 @@
       </w:rPr>
     </w:lvl>
   </w:abstractNum>
-  <w:abstractNum w:abstractNumId="33" w15:restartNumberingAfterBreak="0">
+  <w:abstractNum w:abstractNumId="34" w15:restartNumberingAfterBreak="0">
     <w:nsid w:val="44E42CE5"/>
     <w:multiLevelType w:val="multilevel"/>
     <w:tmpl w:val="3620B8DA"/>
@@ -6023,7 +6291,7 @@
       </w:rPr>
     </w:lvl>
   </w:abstractNum>
-  <w:abstractNum w:abstractNumId="34" w15:restartNumberingAfterBreak="0">
+  <w:abstractNum w:abstractNumId="35" w15:restartNumberingAfterBreak="0">
     <w:nsid w:val="45767E68"/>
     <w:multiLevelType w:val="multilevel"/>
     <w:tmpl w:val="4A2CD5A0"/>
@@ -6172,7 +6440,7 @@
       </w:rPr>
     </w:lvl>
   </w:abstractNum>
-  <w:abstractNum w:abstractNumId="35" w15:restartNumberingAfterBreak="0">
+  <w:abstractNum w:abstractNumId="36" w15:restartNumberingAfterBreak="0">
     <w:nsid w:val="46DE7BB8"/>
     <w:multiLevelType w:val="multilevel"/>
     <w:tmpl w:val="1A7685F0"/>
@@ -6321,7 +6589,7 @@
       </w:rPr>
     </w:lvl>
   </w:abstractNum>
-  <w:abstractNum w:abstractNumId="36" w15:restartNumberingAfterBreak="0">
+  <w:abstractNum w:abstractNumId="37" w15:restartNumberingAfterBreak="0">
     <w:nsid w:val="46E04D99"/>
     <w:multiLevelType w:val="multilevel"/>
     <w:tmpl w:val="3E4E88E6"/>
@@ -6470,7 +6738,7 @@
       </w:rPr>
     </w:lvl>
   </w:abstractNum>
-  <w:abstractNum w:abstractNumId="37" w15:restartNumberingAfterBreak="0">
+  <w:abstractNum w:abstractNumId="38" w15:restartNumberingAfterBreak="0">
     <w:nsid w:val="483313BE"/>
     <w:multiLevelType w:val="multilevel"/>
     <w:tmpl w:val="3C5E5F9C"/>
@@ -6619,7 +6887,7 @@
       </w:rPr>
     </w:lvl>
   </w:abstractNum>
-  <w:abstractNum w:abstractNumId="38" w15:restartNumberingAfterBreak="0">
+  <w:abstractNum w:abstractNumId="39" w15:restartNumberingAfterBreak="0">
     <w:nsid w:val="489D7EFC"/>
     <w:multiLevelType w:val="multilevel"/>
     <w:tmpl w:val="AD7A950C"/>
@@ -6768,7 +7036,7 @@
       </w:rPr>
     </w:lvl>
   </w:abstractNum>
-  <w:abstractNum w:abstractNumId="39" w15:restartNumberingAfterBreak="0">
+  <w:abstractNum w:abstractNumId="40" w15:restartNumberingAfterBreak="0">
     <w:nsid w:val="4A5C7964"/>
     <w:multiLevelType w:val="multilevel"/>
     <w:tmpl w:val="7E02BAD6"/>
@@ -6917,7 +7185,7 @@
       </w:rPr>
     </w:lvl>
   </w:abstractNum>
-  <w:abstractNum w:abstractNumId="40" w15:restartNumberingAfterBreak="0">
+  <w:abstractNum w:abstractNumId="41" w15:restartNumberingAfterBreak="0">
     <w:nsid w:val="4C7F6565"/>
     <w:multiLevelType w:val="multilevel"/>
     <w:tmpl w:val="4378D422"/>
@@ -7066,7 +7334,7 @@
       </w:rPr>
     </w:lvl>
   </w:abstractNum>
-  <w:abstractNum w:abstractNumId="41" w15:restartNumberingAfterBreak="0">
+  <w:abstractNum w:abstractNumId="42" w15:restartNumberingAfterBreak="0">
     <w:nsid w:val="4CB451D4"/>
     <w:multiLevelType w:val="multilevel"/>
     <w:tmpl w:val="EAB0F586"/>
@@ -7215,7 +7483,7 @@
       </w:rPr>
     </w:lvl>
   </w:abstractNum>
-  <w:abstractNum w:abstractNumId="42" w15:restartNumberingAfterBreak="0">
+  <w:abstractNum w:abstractNumId="43" w15:restartNumberingAfterBreak="0">
     <w:nsid w:val="4F274A8E"/>
     <w:multiLevelType w:val="multilevel"/>
     <w:tmpl w:val="EBCA2C0C"/>
@@ -7364,7 +7632,7 @@
       </w:rPr>
     </w:lvl>
   </w:abstractNum>
-  <w:abstractNum w:abstractNumId="43" w15:restartNumberingAfterBreak="0">
+  <w:abstractNum w:abstractNumId="44" w15:restartNumberingAfterBreak="0">
     <w:nsid w:val="4F2D3ED7"/>
     <w:multiLevelType w:val="multilevel"/>
     <w:tmpl w:val="FE769DD4"/>
@@ -7513,7 +7781,7 @@
       </w:rPr>
     </w:lvl>
   </w:abstractNum>
-  <w:abstractNum w:abstractNumId="44" w15:restartNumberingAfterBreak="0">
+  <w:abstractNum w:abstractNumId="45" w15:restartNumberingAfterBreak="0">
     <w:nsid w:val="4F7A4D55"/>
     <w:multiLevelType w:val="multilevel"/>
     <w:tmpl w:val="1A44F77E"/>
@@ -7662,7 +7930,7 @@
       </w:rPr>
     </w:lvl>
   </w:abstractNum>
-  <w:abstractNum w:abstractNumId="45" w15:restartNumberingAfterBreak="0">
+  <w:abstractNum w:abstractNumId="46" w15:restartNumberingAfterBreak="0">
     <w:nsid w:val="4FF65213"/>
     <w:multiLevelType w:val="multilevel"/>
     <w:tmpl w:val="CBB43116"/>
@@ -7811,7 +8079,7 @@
       </w:rPr>
     </w:lvl>
   </w:abstractNum>
-  <w:abstractNum w:abstractNumId="46" w15:restartNumberingAfterBreak="0">
+  <w:abstractNum w:abstractNumId="47" w15:restartNumberingAfterBreak="0">
     <w:nsid w:val="508127CD"/>
     <w:multiLevelType w:val="multilevel"/>
     <w:tmpl w:val="27FE9862"/>
@@ -7960,7 +8228,7 @@
       </w:rPr>
     </w:lvl>
   </w:abstractNum>
-  <w:abstractNum w:abstractNumId="47" w15:restartNumberingAfterBreak="0">
+  <w:abstractNum w:abstractNumId="48" w15:restartNumberingAfterBreak="0">
     <w:nsid w:val="53604EB7"/>
     <w:multiLevelType w:val="multilevel"/>
     <w:tmpl w:val="F354A54E"/>
@@ -8073,7 +8341,7 @@
       </w:pPr>
     </w:lvl>
   </w:abstractNum>
-  <w:abstractNum w:abstractNumId="48" w15:restartNumberingAfterBreak="0">
+  <w:abstractNum w:abstractNumId="49" w15:restartNumberingAfterBreak="0">
     <w:nsid w:val="53984354"/>
     <w:multiLevelType w:val="multilevel"/>
     <w:tmpl w:val="7F22D4CA"/>
@@ -8222,7 +8490,7 @@
       </w:rPr>
     </w:lvl>
   </w:abstractNum>
-  <w:abstractNum w:abstractNumId="49" w15:restartNumberingAfterBreak="0">
+  <w:abstractNum w:abstractNumId="50" w15:restartNumberingAfterBreak="0">
     <w:nsid w:val="57952E5B"/>
     <w:multiLevelType w:val="multilevel"/>
     <w:tmpl w:val="0848011C"/>
@@ -8371,7 +8639,7 @@
       </w:rPr>
     </w:lvl>
   </w:abstractNum>
-  <w:abstractNum w:abstractNumId="50" w15:restartNumberingAfterBreak="0">
+  <w:abstractNum w:abstractNumId="51" w15:restartNumberingAfterBreak="0">
     <w:nsid w:val="588947C8"/>
     <w:multiLevelType w:val="multilevel"/>
     <w:tmpl w:val="021EBAA8"/>
@@ -8520,7 +8788,7 @@
       </w:rPr>
     </w:lvl>
   </w:abstractNum>
-  <w:abstractNum w:abstractNumId="51" w15:restartNumberingAfterBreak="0">
+  <w:abstractNum w:abstractNumId="52" w15:restartNumberingAfterBreak="0">
     <w:nsid w:val="5A1E6C02"/>
     <w:multiLevelType w:val="multilevel"/>
     <w:tmpl w:val="95208290"/>
@@ -8669,7 +8937,7 @@
       </w:rPr>
     </w:lvl>
   </w:abstractNum>
-  <w:abstractNum w:abstractNumId="52" w15:restartNumberingAfterBreak="0">
+  <w:abstractNum w:abstractNumId="53" w15:restartNumberingAfterBreak="0">
     <w:nsid w:val="5D392B6D"/>
     <w:multiLevelType w:val="multilevel"/>
     <w:tmpl w:val="4CB6710C"/>
@@ -8818,7 +9086,7 @@
       </w:rPr>
     </w:lvl>
   </w:abstractNum>
-  <w:abstractNum w:abstractNumId="53" w15:restartNumberingAfterBreak="0">
+  <w:abstractNum w:abstractNumId="54" w15:restartNumberingAfterBreak="0">
     <w:nsid w:val="60740757"/>
     <w:multiLevelType w:val="multilevel"/>
     <w:tmpl w:val="9556766A"/>
@@ -8967,7 +9235,7 @@
       </w:rPr>
     </w:lvl>
   </w:abstractNum>
-  <w:abstractNum w:abstractNumId="54" w15:restartNumberingAfterBreak="0">
+  <w:abstractNum w:abstractNumId="55" w15:restartNumberingAfterBreak="0">
     <w:nsid w:val="645C770A"/>
     <w:multiLevelType w:val="multilevel"/>
     <w:tmpl w:val="279E2C78"/>
@@ -9116,7 +9384,7 @@
       </w:rPr>
     </w:lvl>
   </w:abstractNum>
-  <w:abstractNum w:abstractNumId="55" w15:restartNumberingAfterBreak="0">
+  <w:abstractNum w:abstractNumId="56" w15:restartNumberingAfterBreak="0">
     <w:nsid w:val="65C17BC4"/>
     <w:multiLevelType w:val="multilevel"/>
     <w:tmpl w:val="D5F0079A"/>
@@ -9265,7 +9533,7 @@
       </w:rPr>
     </w:lvl>
   </w:abstractNum>
-  <w:abstractNum w:abstractNumId="56" w15:restartNumberingAfterBreak="0">
+  <w:abstractNum w:abstractNumId="57" w15:restartNumberingAfterBreak="0">
     <w:nsid w:val="69116F7C"/>
     <w:multiLevelType w:val="multilevel"/>
     <w:tmpl w:val="7B3C147A"/>
@@ -9414,7 +9682,7 @@
       </w:rPr>
     </w:lvl>
   </w:abstractNum>
-  <w:abstractNum w:abstractNumId="57" w15:restartNumberingAfterBreak="0">
+  <w:abstractNum w:abstractNumId="58" w15:restartNumberingAfterBreak="0">
     <w:nsid w:val="691D51DE"/>
     <w:multiLevelType w:val="multilevel"/>
     <w:tmpl w:val="005873A0"/>
@@ -9563,7 +9831,7 @@
       </w:rPr>
     </w:lvl>
   </w:abstractNum>
-  <w:abstractNum w:abstractNumId="58" w15:restartNumberingAfterBreak="0">
+  <w:abstractNum w:abstractNumId="59" w15:restartNumberingAfterBreak="0">
     <w:nsid w:val="6F206C56"/>
     <w:multiLevelType w:val="multilevel"/>
     <w:tmpl w:val="C7823AD0"/>
@@ -9712,7 +9980,7 @@
       </w:rPr>
     </w:lvl>
   </w:abstractNum>
-  <w:abstractNum w:abstractNumId="59" w15:restartNumberingAfterBreak="0">
+  <w:abstractNum w:abstractNumId="60" w15:restartNumberingAfterBreak="0">
     <w:nsid w:val="6F7E7528"/>
     <w:multiLevelType w:val="multilevel"/>
     <w:tmpl w:val="A09E4560"/>
@@ -9861,7 +10129,7 @@
       </w:rPr>
     </w:lvl>
   </w:abstractNum>
-  <w:abstractNum w:abstractNumId="60" w15:restartNumberingAfterBreak="0">
+  <w:abstractNum w:abstractNumId="61" w15:restartNumberingAfterBreak="0">
     <w:nsid w:val="71824EC6"/>
     <w:multiLevelType w:val="multilevel"/>
     <w:tmpl w:val="AAA2BB46"/>
@@ -10010,7 +10278,7 @@
       </w:rPr>
     </w:lvl>
   </w:abstractNum>
-  <w:abstractNum w:abstractNumId="61" w15:restartNumberingAfterBreak="0">
+  <w:abstractNum w:abstractNumId="62" w15:restartNumberingAfterBreak="0">
     <w:nsid w:val="71F16D1B"/>
     <w:multiLevelType w:val="multilevel"/>
     <w:tmpl w:val="0C7C4082"/>
@@ -10159,7 +10427,7 @@
       </w:rPr>
     </w:lvl>
   </w:abstractNum>
-  <w:abstractNum w:abstractNumId="62" w15:restartNumberingAfterBreak="0">
+  <w:abstractNum w:abstractNumId="63" w15:restartNumberingAfterBreak="0">
     <w:nsid w:val="724A59FB"/>
     <w:multiLevelType w:val="multilevel"/>
     <w:tmpl w:val="75E68C5C"/>
@@ -10308,7 +10576,7 @@
       </w:rPr>
     </w:lvl>
   </w:abstractNum>
-  <w:abstractNum w:abstractNumId="63" w15:restartNumberingAfterBreak="0">
+  <w:abstractNum w:abstractNumId="64" w15:restartNumberingAfterBreak="0">
     <w:nsid w:val="7415299A"/>
     <w:multiLevelType w:val="multilevel"/>
     <w:tmpl w:val="78B2E146"/>
@@ -10457,7 +10725,7 @@
       </w:rPr>
     </w:lvl>
   </w:abstractNum>
-  <w:abstractNum w:abstractNumId="64" w15:restartNumberingAfterBreak="0">
+  <w:abstractNum w:abstractNumId="65" w15:restartNumberingAfterBreak="0">
     <w:nsid w:val="74385EDA"/>
     <w:multiLevelType w:val="multilevel"/>
     <w:tmpl w:val="2230E476"/>
@@ -10606,7 +10874,7 @@
       </w:rPr>
     </w:lvl>
   </w:abstractNum>
-  <w:abstractNum w:abstractNumId="65" w15:restartNumberingAfterBreak="0">
+  <w:abstractNum w:abstractNumId="66" w15:restartNumberingAfterBreak="0">
     <w:nsid w:val="771959D1"/>
     <w:multiLevelType w:val="multilevel"/>
     <w:tmpl w:val="EBEA0404"/>
@@ -10755,7 +11023,7 @@
       </w:rPr>
     </w:lvl>
   </w:abstractNum>
-  <w:abstractNum w:abstractNumId="66" w15:restartNumberingAfterBreak="0">
+  <w:abstractNum w:abstractNumId="67" w15:restartNumberingAfterBreak="0">
     <w:nsid w:val="789373EA"/>
     <w:multiLevelType w:val="multilevel"/>
     <w:tmpl w:val="3E2EC67A"/>
@@ -10904,7 +11172,7 @@
       </w:rPr>
     </w:lvl>
   </w:abstractNum>
-  <w:abstractNum w:abstractNumId="67" w15:restartNumberingAfterBreak="0">
+  <w:abstractNum w:abstractNumId="68" w15:restartNumberingAfterBreak="0">
     <w:nsid w:val="7A1C5053"/>
     <w:multiLevelType w:val="multilevel"/>
     <w:tmpl w:val="A0B81F72"/>
@@ -11053,7 +11321,7 @@
       </w:rPr>
     </w:lvl>
   </w:abstractNum>
-  <w:abstractNum w:abstractNumId="68" w15:restartNumberingAfterBreak="0">
+  <w:abstractNum w:abstractNumId="69" w15:restartNumberingAfterBreak="0">
     <w:nsid w:val="7D2E192B"/>
     <w:multiLevelType w:val="multilevel"/>
     <w:tmpl w:val="97A40908"/>
@@ -11202,7 +11470,7 @@
       </w:rPr>
     </w:lvl>
   </w:abstractNum>
-  <w:abstractNum w:abstractNumId="69" w15:restartNumberingAfterBreak="0">
+  <w:abstractNum w:abstractNumId="70" w15:restartNumberingAfterBreak="0">
     <w:nsid w:val="7D8536BB"/>
     <w:multiLevelType w:val="multilevel"/>
     <w:tmpl w:val="AF5E2110"/>
@@ -11351,7 +11619,7 @@
       </w:rPr>
     </w:lvl>
   </w:abstractNum>
-  <w:abstractNum w:abstractNumId="70" w15:restartNumberingAfterBreak="0">
+  <w:abstractNum w:abstractNumId="71" w15:restartNumberingAfterBreak="0">
     <w:nsid w:val="7F48356B"/>
     <w:multiLevelType w:val="multilevel"/>
     <w:tmpl w:val="EE1C2B28"/>
@@ -11500,7 +11768,7 @@
       </w:rPr>
     </w:lvl>
   </w:abstractNum>
-  <w:abstractNum w:abstractNumId="71" w15:restartNumberingAfterBreak="0">
+  <w:abstractNum w:abstractNumId="72" w15:restartNumberingAfterBreak="0">
     <w:nsid w:val="7F52360F"/>
     <w:multiLevelType w:val="multilevel"/>
     <w:tmpl w:val="200CF52A"/>
@@ -11650,220 +11918,223 @@
     </w:lvl>
   </w:abstractNum>
   <w:num w:numId="1" w16cid:durableId="2136679740">
+    <w:abstractNumId w:val="28"/>
+  </w:num>
+  <w:num w:numId="2" w16cid:durableId="1788238221">
+    <w:abstractNumId w:val="13"/>
+  </w:num>
+  <w:num w:numId="3" w16cid:durableId="1166824005">
+    <w:abstractNumId w:val="39"/>
+  </w:num>
+  <w:num w:numId="4" w16cid:durableId="1764573601">
+    <w:abstractNumId w:val="64"/>
+  </w:num>
+  <w:num w:numId="5" w16cid:durableId="188764800">
+    <w:abstractNumId w:val="61"/>
+  </w:num>
+  <w:num w:numId="6" w16cid:durableId="510727720">
+    <w:abstractNumId w:val="32"/>
+  </w:num>
+  <w:num w:numId="7" w16cid:durableId="640309829">
+    <w:abstractNumId w:val="19"/>
+  </w:num>
+  <w:num w:numId="8" w16cid:durableId="551695342">
+    <w:abstractNumId w:val="52"/>
+  </w:num>
+  <w:num w:numId="9" w16cid:durableId="2020934423">
+    <w:abstractNumId w:val="50"/>
+  </w:num>
+  <w:num w:numId="10" w16cid:durableId="511997346">
+    <w:abstractNumId w:val="31"/>
+  </w:num>
+  <w:num w:numId="11" w16cid:durableId="1846480219">
+    <w:abstractNumId w:val="10"/>
+  </w:num>
+  <w:num w:numId="12" w16cid:durableId="1578514191">
+    <w:abstractNumId w:val="1"/>
+  </w:num>
+  <w:num w:numId="13" w16cid:durableId="378089779">
+    <w:abstractNumId w:val="65"/>
+  </w:num>
+  <w:num w:numId="14" w16cid:durableId="1104618906">
+    <w:abstractNumId w:val="18"/>
+  </w:num>
+  <w:num w:numId="15" w16cid:durableId="360474818">
+    <w:abstractNumId w:val="26"/>
+  </w:num>
+  <w:num w:numId="16" w16cid:durableId="244581054">
+    <w:abstractNumId w:val="22"/>
+  </w:num>
+  <w:num w:numId="17" w16cid:durableId="839854522">
+    <w:abstractNumId w:val="55"/>
+  </w:num>
+  <w:num w:numId="18" w16cid:durableId="1388256806">
+    <w:abstractNumId w:val="70"/>
+  </w:num>
+  <w:num w:numId="19" w16cid:durableId="1786383631">
+    <w:abstractNumId w:val="49"/>
+  </w:num>
+  <w:num w:numId="20" w16cid:durableId="1632053132">
     <w:abstractNumId w:val="27"/>
   </w:num>
-  <w:num w:numId="2" w16cid:durableId="1788238221">
+  <w:num w:numId="21" w16cid:durableId="484711823">
+    <w:abstractNumId w:val="58"/>
+  </w:num>
+  <w:num w:numId="22" w16cid:durableId="1459107919">
+    <w:abstractNumId w:val="23"/>
+  </w:num>
+  <w:num w:numId="23" w16cid:durableId="132724233">
+    <w:abstractNumId w:val="63"/>
+  </w:num>
+  <w:num w:numId="24" w16cid:durableId="1067145093">
+    <w:abstractNumId w:val="37"/>
+  </w:num>
+  <w:num w:numId="25" w16cid:durableId="1818378657">
+    <w:abstractNumId w:val="33"/>
+  </w:num>
+  <w:num w:numId="26" w16cid:durableId="2016879665">
+    <w:abstractNumId w:val="69"/>
+  </w:num>
+  <w:num w:numId="27" w16cid:durableId="1896968251">
+    <w:abstractNumId w:val="15"/>
+  </w:num>
+  <w:num w:numId="28" w16cid:durableId="791751936">
+    <w:abstractNumId w:val="53"/>
+  </w:num>
+  <w:num w:numId="29" w16cid:durableId="2093428565">
+    <w:abstractNumId w:val="16"/>
+  </w:num>
+  <w:num w:numId="30" w16cid:durableId="1461802735">
+    <w:abstractNumId w:val="8"/>
+  </w:num>
+  <w:num w:numId="31" w16cid:durableId="500049884">
+    <w:abstractNumId w:val="40"/>
+  </w:num>
+  <w:num w:numId="32" w16cid:durableId="1257860979">
+    <w:abstractNumId w:val="46"/>
+  </w:num>
+  <w:num w:numId="33" w16cid:durableId="1856532754">
+    <w:abstractNumId w:val="42"/>
+  </w:num>
+  <w:num w:numId="34" w16cid:durableId="670717859">
+    <w:abstractNumId w:val="3"/>
+  </w:num>
+  <w:num w:numId="35" w16cid:durableId="33429240">
+    <w:abstractNumId w:val="34"/>
+  </w:num>
+  <w:num w:numId="36" w16cid:durableId="840660728">
+    <w:abstractNumId w:val="44"/>
+  </w:num>
+  <w:num w:numId="37" w16cid:durableId="752552443">
+    <w:abstractNumId w:val="45"/>
+  </w:num>
+  <w:num w:numId="38" w16cid:durableId="1891113332">
+    <w:abstractNumId w:val="11"/>
+  </w:num>
+  <w:num w:numId="39" w16cid:durableId="1012100508">
+    <w:abstractNumId w:val="17"/>
+  </w:num>
+  <w:num w:numId="40" w16cid:durableId="733747314">
+    <w:abstractNumId w:val="29"/>
+  </w:num>
+  <w:num w:numId="41" w16cid:durableId="1615207630">
+    <w:abstractNumId w:val="67"/>
+  </w:num>
+  <w:num w:numId="42" w16cid:durableId="1209685121">
+    <w:abstractNumId w:val="25"/>
+  </w:num>
+  <w:num w:numId="43" w16cid:durableId="1432508296">
+    <w:abstractNumId w:val="9"/>
+  </w:num>
+  <w:num w:numId="44" w16cid:durableId="1671713202">
+    <w:abstractNumId w:val="41"/>
+  </w:num>
+  <w:num w:numId="45" w16cid:durableId="558441367">
+    <w:abstractNumId w:val="62"/>
+  </w:num>
+  <w:num w:numId="46" w16cid:durableId="1301769755">
+    <w:abstractNumId w:val="7"/>
+  </w:num>
+  <w:num w:numId="47" w16cid:durableId="1255700740">
+    <w:abstractNumId w:val="47"/>
+  </w:num>
+  <w:num w:numId="48" w16cid:durableId="1613516090">
+    <w:abstractNumId w:val="60"/>
+  </w:num>
+  <w:num w:numId="49" w16cid:durableId="1287657885">
+    <w:abstractNumId w:val="59"/>
+  </w:num>
+  <w:num w:numId="50" w16cid:durableId="465047122">
+    <w:abstractNumId w:val="38"/>
+  </w:num>
+  <w:num w:numId="51" w16cid:durableId="421881451">
+    <w:abstractNumId w:val="5"/>
+  </w:num>
+  <w:num w:numId="52" w16cid:durableId="1944459059">
+    <w:abstractNumId w:val="57"/>
+  </w:num>
+  <w:num w:numId="53" w16cid:durableId="2013679682">
+    <w:abstractNumId w:val="20"/>
+  </w:num>
+  <w:num w:numId="54" w16cid:durableId="2054498748">
+    <w:abstractNumId w:val="24"/>
+  </w:num>
+  <w:num w:numId="55" w16cid:durableId="1921984355">
+    <w:abstractNumId w:val="36"/>
+  </w:num>
+  <w:num w:numId="56" w16cid:durableId="1866945447">
+    <w:abstractNumId w:val="35"/>
+  </w:num>
+  <w:num w:numId="57" w16cid:durableId="776488844">
+    <w:abstractNumId w:val="2"/>
+  </w:num>
+  <w:num w:numId="58" w16cid:durableId="682974461">
+    <w:abstractNumId w:val="6"/>
+  </w:num>
+  <w:num w:numId="59" w16cid:durableId="17003977">
+    <w:abstractNumId w:val="14"/>
+  </w:num>
+  <w:num w:numId="60" w16cid:durableId="109905482">
+    <w:abstractNumId w:val="72"/>
+  </w:num>
+  <w:num w:numId="61" w16cid:durableId="1845170824">
+    <w:abstractNumId w:val="56"/>
+  </w:num>
+  <w:num w:numId="62" w16cid:durableId="1174146926">
+    <w:abstractNumId w:val="4"/>
+  </w:num>
+  <w:num w:numId="63" w16cid:durableId="729155742">
+    <w:abstractNumId w:val="21"/>
+  </w:num>
+  <w:num w:numId="64" w16cid:durableId="684401192">
+    <w:abstractNumId w:val="48"/>
+  </w:num>
+  <w:num w:numId="65" w16cid:durableId="151065219">
+    <w:abstractNumId w:val="71"/>
+  </w:num>
+  <w:num w:numId="66" w16cid:durableId="615873367">
+    <w:abstractNumId w:val="43"/>
+  </w:num>
+  <w:num w:numId="67" w16cid:durableId="2050253048">
     <w:abstractNumId w:val="12"/>
   </w:num>
-  <w:num w:numId="3" w16cid:durableId="1166824005">
-    <w:abstractNumId w:val="38"/>
-  </w:num>
-  <w:num w:numId="4" w16cid:durableId="1764573601">
-    <w:abstractNumId w:val="63"/>
-  </w:num>
-  <w:num w:numId="5" w16cid:durableId="188764800">
-    <w:abstractNumId w:val="60"/>
-  </w:num>
-  <w:num w:numId="6" w16cid:durableId="510727720">
-    <w:abstractNumId w:val="31"/>
-  </w:num>
-  <w:num w:numId="7" w16cid:durableId="640309829">
-    <w:abstractNumId w:val="18"/>
-  </w:num>
-  <w:num w:numId="8" w16cid:durableId="551695342">
+  <w:num w:numId="68" w16cid:durableId="396707987">
     <w:abstractNumId w:val="51"/>
   </w:num>
-  <w:num w:numId="9" w16cid:durableId="2020934423">
-    <w:abstractNumId w:val="49"/>
+  <w:num w:numId="69" w16cid:durableId="1705517667">
+    <w:abstractNumId w:val="68"/>
   </w:num>
-  <w:num w:numId="10" w16cid:durableId="511997346">
+  <w:num w:numId="70" w16cid:durableId="567300139">
+    <w:abstractNumId w:val="54"/>
+  </w:num>
+  <w:num w:numId="71" w16cid:durableId="2145853181">
     <w:abstractNumId w:val="30"/>
   </w:num>
-  <w:num w:numId="11" w16cid:durableId="1846480219">
-    <w:abstractNumId w:val="9"/>
-  </w:num>
-  <w:num w:numId="12" w16cid:durableId="1578514191">
-    <w:abstractNumId w:val="0"/>
-  </w:num>
-  <w:num w:numId="13" w16cid:durableId="378089779">
-    <w:abstractNumId w:val="64"/>
-  </w:num>
-  <w:num w:numId="14" w16cid:durableId="1104618906">
-    <w:abstractNumId w:val="17"/>
-  </w:num>
-  <w:num w:numId="15" w16cid:durableId="360474818">
-    <w:abstractNumId w:val="25"/>
-  </w:num>
-  <w:num w:numId="16" w16cid:durableId="244581054">
-    <w:abstractNumId w:val="21"/>
-  </w:num>
-  <w:num w:numId="17" w16cid:durableId="839854522">
-    <w:abstractNumId w:val="54"/>
-  </w:num>
-  <w:num w:numId="18" w16cid:durableId="1388256806">
-    <w:abstractNumId w:val="69"/>
-  </w:num>
-  <w:num w:numId="19" w16cid:durableId="1786383631">
-    <w:abstractNumId w:val="48"/>
-  </w:num>
-  <w:num w:numId="20" w16cid:durableId="1632053132">
-    <w:abstractNumId w:val="26"/>
-  </w:num>
-  <w:num w:numId="21" w16cid:durableId="484711823">
-    <w:abstractNumId w:val="57"/>
-  </w:num>
-  <w:num w:numId="22" w16cid:durableId="1459107919">
-    <w:abstractNumId w:val="22"/>
-  </w:num>
-  <w:num w:numId="23" w16cid:durableId="132724233">
-    <w:abstractNumId w:val="62"/>
-  </w:num>
-  <w:num w:numId="24" w16cid:durableId="1067145093">
-    <w:abstractNumId w:val="36"/>
-  </w:num>
-  <w:num w:numId="25" w16cid:durableId="1818378657">
-    <w:abstractNumId w:val="32"/>
-  </w:num>
-  <w:num w:numId="26" w16cid:durableId="2016879665">
-    <w:abstractNumId w:val="68"/>
-  </w:num>
-  <w:num w:numId="27" w16cid:durableId="1896968251">
-    <w:abstractNumId w:val="14"/>
-  </w:num>
-  <w:num w:numId="28" w16cid:durableId="791751936">
-    <w:abstractNumId w:val="52"/>
-  </w:num>
-  <w:num w:numId="29" w16cid:durableId="2093428565">
-    <w:abstractNumId w:val="15"/>
-  </w:num>
-  <w:num w:numId="30" w16cid:durableId="1461802735">
-    <w:abstractNumId w:val="7"/>
-  </w:num>
-  <w:num w:numId="31" w16cid:durableId="500049884">
-    <w:abstractNumId w:val="39"/>
-  </w:num>
-  <w:num w:numId="32" w16cid:durableId="1257860979">
-    <w:abstractNumId w:val="45"/>
-  </w:num>
-  <w:num w:numId="33" w16cid:durableId="1856532754">
-    <w:abstractNumId w:val="41"/>
-  </w:num>
-  <w:num w:numId="34" w16cid:durableId="670717859">
-    <w:abstractNumId w:val="2"/>
-  </w:num>
-  <w:num w:numId="35" w16cid:durableId="33429240">
-    <w:abstractNumId w:val="33"/>
-  </w:num>
-  <w:num w:numId="36" w16cid:durableId="840660728">
-    <w:abstractNumId w:val="43"/>
-  </w:num>
-  <w:num w:numId="37" w16cid:durableId="752552443">
-    <w:abstractNumId w:val="44"/>
-  </w:num>
-  <w:num w:numId="38" w16cid:durableId="1891113332">
-    <w:abstractNumId w:val="10"/>
-  </w:num>
-  <w:num w:numId="39" w16cid:durableId="1012100508">
-    <w:abstractNumId w:val="16"/>
-  </w:num>
-  <w:num w:numId="40" w16cid:durableId="733747314">
-    <w:abstractNumId w:val="28"/>
-  </w:num>
-  <w:num w:numId="41" w16cid:durableId="1615207630">
+  <w:num w:numId="72" w16cid:durableId="1004742024">
     <w:abstractNumId w:val="66"/>
   </w:num>
-  <w:num w:numId="42" w16cid:durableId="1209685121">
-    <w:abstractNumId w:val="24"/>
-  </w:num>
-  <w:num w:numId="43" w16cid:durableId="1432508296">
-    <w:abstractNumId w:val="8"/>
-  </w:num>
-  <w:num w:numId="44" w16cid:durableId="1671713202">
-    <w:abstractNumId w:val="40"/>
-  </w:num>
-  <w:num w:numId="45" w16cid:durableId="558441367">
-    <w:abstractNumId w:val="61"/>
-  </w:num>
-  <w:num w:numId="46" w16cid:durableId="1301769755">
-    <w:abstractNumId w:val="6"/>
-  </w:num>
-  <w:num w:numId="47" w16cid:durableId="1255700740">
-    <w:abstractNumId w:val="46"/>
-  </w:num>
-  <w:num w:numId="48" w16cid:durableId="1613516090">
-    <w:abstractNumId w:val="59"/>
-  </w:num>
-  <w:num w:numId="49" w16cid:durableId="1287657885">
-    <w:abstractNumId w:val="58"/>
-  </w:num>
-  <w:num w:numId="50" w16cid:durableId="465047122">
-    <w:abstractNumId w:val="37"/>
-  </w:num>
-  <w:num w:numId="51" w16cid:durableId="421881451">
-    <w:abstractNumId w:val="4"/>
-  </w:num>
-  <w:num w:numId="52" w16cid:durableId="1944459059">
-    <w:abstractNumId w:val="56"/>
-  </w:num>
-  <w:num w:numId="53" w16cid:durableId="2013679682">
-    <w:abstractNumId w:val="19"/>
-  </w:num>
-  <w:num w:numId="54" w16cid:durableId="2054498748">
-    <w:abstractNumId w:val="23"/>
-  </w:num>
-  <w:num w:numId="55" w16cid:durableId="1921984355">
-    <w:abstractNumId w:val="35"/>
-  </w:num>
-  <w:num w:numId="56" w16cid:durableId="1866945447">
-    <w:abstractNumId w:val="34"/>
-  </w:num>
-  <w:num w:numId="57" w16cid:durableId="776488844">
-    <w:abstractNumId w:val="1"/>
-  </w:num>
-  <w:num w:numId="58" w16cid:durableId="682974461">
-    <w:abstractNumId w:val="5"/>
-  </w:num>
-  <w:num w:numId="59" w16cid:durableId="17003977">
-    <w:abstractNumId w:val="13"/>
-  </w:num>
-  <w:num w:numId="60" w16cid:durableId="109905482">
-    <w:abstractNumId w:val="71"/>
-  </w:num>
-  <w:num w:numId="61" w16cid:durableId="1845170824">
-    <w:abstractNumId w:val="55"/>
-  </w:num>
-  <w:num w:numId="62" w16cid:durableId="1174146926">
-    <w:abstractNumId w:val="3"/>
-  </w:num>
-  <w:num w:numId="63" w16cid:durableId="729155742">
-    <w:abstractNumId w:val="20"/>
-  </w:num>
-  <w:num w:numId="64" w16cid:durableId="684401192">
-    <w:abstractNumId w:val="47"/>
-  </w:num>
-  <w:num w:numId="65" w16cid:durableId="151065219">
-    <w:abstractNumId w:val="70"/>
-  </w:num>
-  <w:num w:numId="66" w16cid:durableId="615873367">
-    <w:abstractNumId w:val="42"/>
-  </w:num>
-  <w:num w:numId="67" w16cid:durableId="2050253048">
-    <w:abstractNumId w:val="11"/>
-  </w:num>
-  <w:num w:numId="68" w16cid:durableId="396707987">
-    <w:abstractNumId w:val="50"/>
-  </w:num>
-  <w:num w:numId="69" w16cid:durableId="1705517667">
-    <w:abstractNumId w:val="67"/>
-  </w:num>
-  <w:num w:numId="70" w16cid:durableId="567300139">
-    <w:abstractNumId w:val="53"/>
-  </w:num>
-  <w:num w:numId="71" w16cid:durableId="2145853181">
-    <w:abstractNumId w:val="29"/>
-  </w:num>
-  <w:num w:numId="72" w16cid:durableId="1004742024">
-    <w:abstractNumId w:val="65"/>
+  <w:num w:numId="73" w16cid:durableId="536698650">
+    <w:abstractNumId w:val="0"/>
   </w:num>
 </w:numbering>
 </file>
